--- a/trimestre 2/Investigacion/investigacion/investigacion 1-8.docx
+++ b/trimestre 2/Investigacion/investigacion/investigacion 1-8.docx
@@ -1,11 +1,14 @@
 
 <file path=word/document.xml><?xml version="1.0" encoding="utf-8"?>
-<w:document xmlns:wpc="http://schemas.microsoft.com/office/word/2010/wordprocessingCanvas" xmlns:cx="http://schemas.microsoft.com/office/drawing/2014/chartex" xmlns:cx1="http://schemas.microsoft.com/office/drawing/2015/9/8/chartex" xmlns:cx2="http://schemas.microsoft.com/office/drawing/2015/10/21/chartex" xmlns:cx3="http://schemas.microsoft.com/office/drawing/2016/5/9/chartex" xmlns:cx4="http://schemas.microsoft.com/office/drawing/2016/5/10/chartex" xmlns:cx5="http://schemas.microsoft.com/office/drawing/2016/5/11/chartex" xmlns:cx6="http://schemas.microsoft.com/office/drawing/2016/5/12/chartex" xmlns:cx7="http://schemas.microsoft.com/office/drawing/2016/5/13/chartex" xmlns:cx8="http://schemas.microsoft.com/office/drawing/2016/5/14/chartex" xmlns:mc="http://schemas.openxmlformats.org/markup-compatibility/2006" xmlns:aink="http://schemas.microsoft.com/office/drawing/2016/ink" xmlns:am3d="http://schemas.microsoft.com/office/drawing/2017/model3d" xmlns:o="urn:schemas-microsoft-com:office:office" xmlns:oel="http://schemas.microsoft.com/office/2019/extlst" xmlns:r="http://schemas.openxmlformats.org/officeDocument/2006/relationships" xmlns:m="http://schemas.openxmlformats.org/officeDocument/2006/math" xmlns:v="urn:schemas-microsoft-com:vml" xmlns:wp14="http://schemas.microsoft.com/office/word/2010/wordprocessingDrawing" xmlns:wp="http://schemas.openxmlformats.org/drawingml/2006/wordprocessingDrawing" xmlns:w10="urn:schemas-microsoft-com:office:word" xmlns:w="http://schemas.openxmlformats.org/wordprocessingml/2006/main" xmlns:w14="http://schemas.microsoft.com/office/word/2010/wordml" xmlns:w15="http://schemas.microsoft.com/office/word/2012/wordml" xmlns:w16cei="http://schemas.microsoft.com/office/word/2026/wordml/cei" xmlns:w16cex="http://schemas.microsoft.com/office/word/2018/wordml/cex" xmlns:w16cid="http://schemas.microsoft.com/office/word/2016/wordml/cid" xmlns:w16="http://schemas.microsoft.com/office/word/2018/wordml" xmlns:w16du="http://schemas.microsoft.com/office/word/2023/wordml/word16du" xmlns:w16sdtdh="http://schemas.microsoft.com/office/word/2020/wordml/sdtdatahash" xmlns:w16sdtfl="http://schemas.microsoft.com/office/word/2024/wordml/sdtformatlock" xmlns:w16se="http://schemas.microsoft.com/office/word/2015/wordml/symex" xmlns:wpg="http://schemas.microsoft.com/office/word/2010/wordprocessingGroup" xmlns:wpi="http://schemas.microsoft.com/office/word/2010/wordprocessingInk" xmlns:wne="http://schemas.microsoft.com/office/word/2006/wordml" xmlns:wps="http://schemas.microsoft.com/office/word/2010/wordprocessingShape" mc:Ignorable="w14 w15 w16se w16cid w16 w16cex w16sdtdh w16sdtfl w16du wp14">
+<w:document xmlns:wpc="http://schemas.microsoft.com/office/word/2010/wordprocessingCanvas" xmlns:cx="http://schemas.microsoft.com/office/drawing/2014/chartex" xmlns:cx1="http://schemas.microsoft.com/office/drawing/2015/9/8/chartex" xmlns:cx2="http://schemas.microsoft.com/office/drawing/2015/10/21/chartex" xmlns:cx3="http://schemas.microsoft.com/office/drawing/2016/5/9/chartex" xmlns:cx4="http://schemas.microsoft.com/office/drawing/2016/5/10/chartex" xmlns:cx5="http://schemas.microsoft.com/office/drawing/2016/5/11/chartex" xmlns:cx6="http://schemas.microsoft.com/office/drawing/2016/5/12/chartex" xmlns:cx7="http://schemas.microsoft.com/office/drawing/2016/5/13/chartex" xmlns:cx8="http://schemas.microsoft.com/office/drawing/2016/5/14/chartex" xmlns:mc="http://schemas.openxmlformats.org/markup-compatibility/2006" xmlns:aink="http://schemas.microsoft.com/office/drawing/2016/ink" xmlns:am3d="http://schemas.microsoft.com/office/drawing/2017/model3d" xmlns:o="urn:schemas-microsoft-com:office:office" xmlns:oel="http://schemas.microsoft.com/office/2019/extlst" xmlns:r="http://schemas.openxmlformats.org/officeDocument/2006/relationships" xmlns:m="http://schemas.openxmlformats.org/officeDocument/2006/math" xmlns:v="urn:schemas-microsoft-com:vml" xmlns:wp14="http://schemas.microsoft.com/office/word/2010/wordprocessingDrawing" xmlns:wp="http://schemas.openxmlformats.org/drawingml/2006/wordprocessingDrawing" xmlns:w10="urn:schemas-microsoft-com:office:word" xmlns:w="http://schemas.openxmlformats.org/wordprocessingml/2006/main" xmlns:w14="http://schemas.microsoft.com/office/word/2010/wordml" xmlns:w15="http://schemas.microsoft.com/office/word/2012/wordml" xmlns:w16cex="http://schemas.microsoft.com/office/word/2018/wordml/cex" xmlns:w16cid="http://schemas.microsoft.com/office/word/2016/wordml/cid" xmlns:w16="http://schemas.microsoft.com/office/word/2018/wordml" xmlns:w16sdtdh="http://schemas.microsoft.com/office/word/2020/wordml/sdtdatahash" xmlns:w16se="http://schemas.microsoft.com/office/word/2015/wordml/symex" xmlns:wpg="http://schemas.microsoft.com/office/word/2010/wordprocessingGroup" xmlns:wpi="http://schemas.microsoft.com/office/word/2010/wordprocessingInk" xmlns:wne="http://schemas.microsoft.com/office/word/2006/wordml" xmlns:wps="http://schemas.microsoft.com/office/word/2010/wordprocessingShape" mc:Ignorable="w14 w15 w16se w16cid w16 w16cex w16sdtdh wp14">
   <w:body>
     <w:p>
       <w:pPr>
         <w:jc w:val="center"/>
       </w:pPr>
+      <w:r>
+        <w:t>-</w:t>
+      </w:r>
     </w:p>
     <w:p>
       <w:pPr>
@@ -152,19 +155,7 @@
         <w:rPr>
           <w:lang w:val="es-CO"/>
         </w:rPr>
-        <w:t>Patitas Perdidas</w:t>
-      </w:r>
-      <w:r>
-        <w:rPr>
-          <w:lang w:val="es-CO"/>
-        </w:rPr>
-        <w:t xml:space="preserve"> </w:t>
-      </w:r>
-      <w:r>
-        <w:rPr>
-          <w:lang w:val="es-CO"/>
-        </w:rPr>
-        <w:t>3469364</w:t>
+        <w:t>Patitas Perdidas 3469364</w:t>
       </w:r>
     </w:p>
     <w:p>
@@ -390,7 +381,7 @@
                 <w:sz w:val="20"/>
                 <w:szCs w:val="20"/>
               </w:rPr>
-              <w:t xml:space="preserve"> </w:t>
+              <w:t xml:space="preserve"> por </w:t>
             </w:r>
             <w:proofErr w:type="spellStart"/>
             <w:r>
@@ -399,7 +390,7 @@
                 <w:sz w:val="20"/>
                 <w:szCs w:val="20"/>
               </w:rPr>
-              <w:t>por</w:t>
+              <w:t>su</w:t>
             </w:r>
             <w:proofErr w:type="spellEnd"/>
             <w:r>
@@ -417,7 +408,7 @@
                 <w:sz w:val="20"/>
                 <w:szCs w:val="20"/>
               </w:rPr>
-              <w:t>su</w:t>
+              <w:t>propio</w:t>
             </w:r>
             <w:proofErr w:type="spellEnd"/>
             <w:r>
@@ -426,43 +417,7 @@
                 <w:sz w:val="20"/>
                 <w:szCs w:val="20"/>
               </w:rPr>
-              <w:t xml:space="preserve"> </w:t>
-            </w:r>
-            <w:proofErr w:type="spellStart"/>
-            <w:r>
-              <w:rPr>
-                <w:color w:val="000000"/>
-                <w:sz w:val="20"/>
-                <w:szCs w:val="20"/>
-              </w:rPr>
-              <w:t>propio</w:t>
-            </w:r>
-            <w:proofErr w:type="spellEnd"/>
-            <w:r>
-              <w:rPr>
-                <w:color w:val="000000"/>
-                <w:sz w:val="20"/>
-                <w:szCs w:val="20"/>
-              </w:rPr>
-              <w:t xml:space="preserve"> </w:t>
-            </w:r>
-            <w:proofErr w:type="spellStart"/>
-            <w:r>
-              <w:rPr>
-                <w:color w:val="000000"/>
-                <w:sz w:val="20"/>
-                <w:szCs w:val="20"/>
-              </w:rPr>
-              <w:t>proyecto</w:t>
-            </w:r>
-            <w:proofErr w:type="spellEnd"/>
-            <w:r>
-              <w:rPr>
-                <w:color w:val="000000"/>
-                <w:sz w:val="20"/>
-                <w:szCs w:val="20"/>
-              </w:rPr>
-              <w:t>.</w:t>
+              <w:t xml:space="preserve"> proyecto.</w:t>
             </w:r>
           </w:p>
         </w:tc>
@@ -1260,34 +1215,24 @@
       </w:r>
       <w:proofErr w:type="spellEnd"/>
       <w:r>
-        <w:t xml:space="preserve"> general del </w:t>
+        <w:t xml:space="preserve"> general del proyecto</w:t>
+      </w:r>
+    </w:p>
+    <w:p>
+      <w:pPr>
+        <w:pStyle w:val="Ttulo1"/>
+      </w:pPr>
+      <w:r>
+        <w:t xml:space="preserve">1. </w:t>
       </w:r>
       <w:proofErr w:type="spellStart"/>
       <w:r>
-        <w:t>proyecto</w:t>
+        <w:t>Título</w:t>
       </w:r>
       <w:proofErr w:type="spellEnd"/>
-    </w:p>
-    <w:p>
-      <w:pPr>
-        <w:pStyle w:val="Ttulo1"/>
-      </w:pPr>
-      <w:r>
-        <w:t xml:space="preserve">1. </w:t>
-      </w:r>
-      <w:proofErr w:type="spellStart"/>
-      <w:r>
-        <w:t>Título</w:t>
-      </w:r>
-      <w:proofErr w:type="spellEnd"/>
-      <w:r>
-        <w:t xml:space="preserve"> del </w:t>
-      </w:r>
-      <w:proofErr w:type="spellStart"/>
-      <w:r>
-        <w:t>proyecto</w:t>
-      </w:r>
-      <w:proofErr w:type="spellEnd"/>
+      <w:r>
+        <w:t xml:space="preserve"> del proyecto</w:t>
+      </w:r>
     </w:p>
     <w:tbl>
       <w:tblPr>
@@ -1765,6 +1710,7 @@
               <w:spacing w:after="40" w:line="240" w:lineRule="auto"/>
               <w:jc w:val="center"/>
             </w:pPr>
+            <w:proofErr w:type="spellStart"/>
             <w:r>
               <w:rPr>
                 <w:b/>
@@ -1773,7 +1719,18 @@
                 <w:sz w:val="17"/>
                 <w:szCs w:val="17"/>
               </w:rPr>
-              <w:t xml:space="preserve">Nombre </w:t>
+              <w:t>Nombre</w:t>
+            </w:r>
+            <w:proofErr w:type="spellEnd"/>
+            <w:r>
+              <w:rPr>
+                <w:b/>
+                <w:bCs/>
+                <w:color w:val="FFFFFF"/>
+                <w:sz w:val="17"/>
+                <w:szCs w:val="17"/>
+              </w:rPr>
+              <w:t xml:space="preserve"> </w:t>
             </w:r>
             <w:proofErr w:type="spellStart"/>
             <w:r>
@@ -4186,43 +4143,7 @@
                 <w:sz w:val="20"/>
                 <w:szCs w:val="20"/>
               </w:rPr>
-              <w:t xml:space="preserve"> </w:t>
-            </w:r>
-            <w:proofErr w:type="spellStart"/>
-            <w:r>
-              <w:rPr>
-                <w:color w:val="000000"/>
-                <w:sz w:val="20"/>
-                <w:szCs w:val="20"/>
-              </w:rPr>
-              <w:t>los</w:t>
-            </w:r>
-            <w:proofErr w:type="spellEnd"/>
-            <w:r>
-              <w:rPr>
-                <w:color w:val="000000"/>
-                <w:sz w:val="20"/>
-                <w:szCs w:val="20"/>
-              </w:rPr>
-              <w:t xml:space="preserve"> </w:t>
-            </w:r>
-            <w:proofErr w:type="spellStart"/>
-            <w:r>
-              <w:rPr>
-                <w:color w:val="000000"/>
-                <w:sz w:val="20"/>
-                <w:szCs w:val="20"/>
-              </w:rPr>
-              <w:t>usuarios</w:t>
-            </w:r>
-            <w:proofErr w:type="spellEnd"/>
-            <w:r>
-              <w:rPr>
-                <w:color w:val="000000"/>
-                <w:sz w:val="20"/>
-                <w:szCs w:val="20"/>
-              </w:rPr>
-              <w:t xml:space="preserve"> la </w:t>
+              <w:t xml:space="preserve"> los usuarios la </w:t>
             </w:r>
             <w:proofErr w:type="spellStart"/>
             <w:r>
@@ -4577,10 +4498,7 @@
         <w:pStyle w:val="Ttulo2"/>
       </w:pPr>
       <w:r>
-        <w:t>Como</w:t>
-      </w:r>
-      <w:r>
-        <w:t xml:space="preserve"> se diligencia</w:t>
+        <w:t>Como se diligencia</w:t>
       </w:r>
     </w:p>
     <w:p>
@@ -4842,23 +4760,7 @@
                 <w:bCs/>
                 <w:lang w:val="es-CO"/>
               </w:rPr>
-              <w:t>1</w:t>
-            </w:r>
-            <w:r>
-              <w:rPr>
-                <w:b/>
-                <w:bCs/>
-                <w:lang w:val="es-CO"/>
-              </w:rPr>
-              <w:t xml:space="preserve"> </w:t>
-            </w:r>
-            <w:r>
-              <w:rPr>
-                <w:b/>
-                <w:bCs/>
-                <w:lang w:val="es-CO"/>
-              </w:rPr>
-              <w:t xml:space="preserve">Caracterizar </w:t>
+              <w:t xml:space="preserve">1 Caracterizar </w:t>
             </w:r>
             <w:r>
               <w:rPr>
@@ -6765,13 +6667,8 @@
       </w:pPr>
       <w:r>
         <w:lastRenderedPageBreak/>
-        <w:t xml:space="preserve">10. Marco </w:t>
-      </w:r>
-      <w:proofErr w:type="spellStart"/>
-      <w:r>
-        <w:t>teórico</w:t>
-      </w:r>
-      <w:proofErr w:type="spellEnd"/>
+        <w:t>10. Marco teórico</w:t>
+      </w:r>
     </w:p>
     <w:tbl>
       <w:tblPr>
@@ -6934,11 +6831,9 @@
       <w:pPr>
         <w:pStyle w:val="Ttulo2"/>
       </w:pPr>
-      <w:proofErr w:type="spellStart"/>
-      <w:r>
-        <w:t>Cómo</w:t>
-      </w:r>
-      <w:proofErr w:type="spellEnd"/>
+      <w:r>
+        <w:t>Como</w:t>
+      </w:r>
       <w:r>
         <w:t xml:space="preserve"> se diligencia</w:t>
       </w:r>
@@ -7174,100 +7069,1610 @@
               <w:spacing w:after="40" w:line="240" w:lineRule="auto"/>
             </w:pPr>
             <w:r>
-              <w:rPr>
-                <w:color w:val="B7B7B7"/>
-                <w:sz w:val="18"/>
-                <w:szCs w:val="18"/>
-              </w:rPr>
-              <w:t>________________________________________________________________________________</w:t>
-            </w:r>
-            <w:r>
-              <w:br/>
-            </w:r>
-            <w:r>
-              <w:rPr>
-                <w:color w:val="B7B7B7"/>
-                <w:sz w:val="18"/>
-                <w:szCs w:val="18"/>
-              </w:rPr>
-              <w:t>________________________________________________________________________________</w:t>
-            </w:r>
-            <w:r>
-              <w:br/>
-            </w:r>
-            <w:r>
-              <w:rPr>
-                <w:color w:val="B7B7B7"/>
-                <w:sz w:val="18"/>
-                <w:szCs w:val="18"/>
-              </w:rPr>
-              <w:t>________________________________________________________________________________</w:t>
-            </w:r>
-            <w:r>
-              <w:br/>
-            </w:r>
-            <w:r>
-              <w:rPr>
-                <w:color w:val="B7B7B7"/>
-                <w:sz w:val="18"/>
-                <w:szCs w:val="18"/>
-              </w:rPr>
-              <w:t>________________________________________________________________________________</w:t>
-            </w:r>
-            <w:r>
-              <w:br/>
-            </w:r>
-            <w:r>
-              <w:rPr>
-                <w:color w:val="B7B7B7"/>
-                <w:sz w:val="18"/>
-                <w:szCs w:val="18"/>
-              </w:rPr>
-              <w:t>________________________________________________________________________________</w:t>
-            </w:r>
-            <w:r>
-              <w:br/>
-            </w:r>
-            <w:r>
-              <w:rPr>
-                <w:color w:val="B7B7B7"/>
-                <w:sz w:val="18"/>
-                <w:szCs w:val="18"/>
-              </w:rPr>
-              <w:t>________________________________________________________________________________</w:t>
-            </w:r>
-            <w:r>
-              <w:br/>
-            </w:r>
-            <w:r>
-              <w:rPr>
-                <w:color w:val="B7B7B7"/>
-                <w:sz w:val="18"/>
-                <w:szCs w:val="18"/>
-              </w:rPr>
-              <w:t>________________________________________________________________________________</w:t>
-            </w:r>
-            <w:r>
-              <w:br/>
-            </w:r>
-            <w:r>
-              <w:rPr>
-                <w:color w:val="B7B7B7"/>
-                <w:sz w:val="18"/>
-                <w:szCs w:val="18"/>
-              </w:rPr>
-              <w:t>________________________________________________________________________________</w:t>
-            </w:r>
-            <w:r>
-              <w:br/>
-            </w:r>
-            <w:r>
-              <w:rPr>
-                <w:color w:val="B7B7B7"/>
-                <w:sz w:val="18"/>
-                <w:szCs w:val="18"/>
-              </w:rPr>
-              <w:t>________________________________________________________________________________</w:t>
+              <w:lastRenderedPageBreak/>
+              <w:t>Eje 1. Animales perdidos y reencuentro</w:t>
+            </w:r>
+          </w:p>
+          <w:p>
+            <w:pPr>
+              <w:spacing w:after="40" w:line="240" w:lineRule="auto"/>
+            </w:pPr>
+          </w:p>
+          <w:p>
+            <w:pPr>
+              <w:spacing w:after="40" w:line="240" w:lineRule="auto"/>
+            </w:pPr>
+            <w:r>
+              <w:t xml:space="preserve">La Alcaldía de Bogotá, por medio del IDPYBA, </w:t>
+            </w:r>
+            <w:proofErr w:type="spellStart"/>
+            <w:r>
+              <w:t>implementó</w:t>
+            </w:r>
+            <w:proofErr w:type="spellEnd"/>
+            <w:r>
+              <w:t xml:space="preserve"> un portal para </w:t>
+            </w:r>
+            <w:proofErr w:type="spellStart"/>
+            <w:r>
+              <w:t>publicar</w:t>
+            </w:r>
+            <w:proofErr w:type="spellEnd"/>
+            <w:r>
+              <w:t xml:space="preserve"> </w:t>
+            </w:r>
+            <w:proofErr w:type="spellStart"/>
+            <w:r>
+              <w:t>información</w:t>
+            </w:r>
+            <w:proofErr w:type="spellEnd"/>
+            <w:r>
+              <w:t xml:space="preserve"> </w:t>
+            </w:r>
+            <w:proofErr w:type="spellStart"/>
+            <w:r>
+              <w:t>sobre</w:t>
+            </w:r>
+            <w:proofErr w:type="spellEnd"/>
+            <w:r>
+              <w:t xml:space="preserve"> </w:t>
+            </w:r>
+            <w:proofErr w:type="spellStart"/>
+            <w:r>
+              <w:t>perros</w:t>
+            </w:r>
+            <w:proofErr w:type="spellEnd"/>
+            <w:r>
+              <w:t xml:space="preserve"> y </w:t>
+            </w:r>
+            <w:proofErr w:type="spellStart"/>
+            <w:r>
+              <w:t>gatos</w:t>
+            </w:r>
+            <w:proofErr w:type="spellEnd"/>
+            <w:r>
+              <w:t xml:space="preserve"> perdidos, con </w:t>
+            </w:r>
+            <w:proofErr w:type="spellStart"/>
+            <w:r>
+              <w:t>el</w:t>
+            </w:r>
+            <w:proofErr w:type="spellEnd"/>
+            <w:r>
+              <w:t xml:space="preserve"> </w:t>
+            </w:r>
+            <w:proofErr w:type="spellStart"/>
+            <w:r>
+              <w:t>propósito</w:t>
+            </w:r>
+            <w:proofErr w:type="spellEnd"/>
+            <w:r>
+              <w:t xml:space="preserve"> de </w:t>
+            </w:r>
+            <w:proofErr w:type="spellStart"/>
+            <w:r>
+              <w:t>facilitar</w:t>
+            </w:r>
+            <w:proofErr w:type="spellEnd"/>
+            <w:r>
+              <w:t xml:space="preserve"> </w:t>
+            </w:r>
+            <w:proofErr w:type="spellStart"/>
+            <w:r>
+              <w:t>su</w:t>
+            </w:r>
+            <w:proofErr w:type="spellEnd"/>
+            <w:r>
+              <w:t xml:space="preserve"> </w:t>
+            </w:r>
+            <w:proofErr w:type="spellStart"/>
+            <w:r>
+              <w:t>localización</w:t>
+            </w:r>
+            <w:proofErr w:type="spellEnd"/>
+            <w:r>
+              <w:t xml:space="preserve"> y eventual reencuentro con sus </w:t>
+            </w:r>
+            <w:proofErr w:type="spellStart"/>
+            <w:r>
+              <w:t>hogares</w:t>
+            </w:r>
+            <w:proofErr w:type="spellEnd"/>
+            <w:r>
+              <w:t xml:space="preserve">. En </w:t>
+            </w:r>
+            <w:proofErr w:type="spellStart"/>
+            <w:r>
+              <w:t>este</w:t>
+            </w:r>
+            <w:proofErr w:type="spellEnd"/>
+            <w:r>
+              <w:t xml:space="preserve"> </w:t>
+            </w:r>
+            <w:proofErr w:type="spellStart"/>
+            <w:r>
+              <w:t>caso</w:t>
+            </w:r>
+            <w:proofErr w:type="spellEnd"/>
+            <w:r>
+              <w:t xml:space="preserve">, la </w:t>
+            </w:r>
+            <w:proofErr w:type="spellStart"/>
+            <w:r>
+              <w:t>información</w:t>
+            </w:r>
+            <w:proofErr w:type="spellEnd"/>
+            <w:r>
+              <w:t xml:space="preserve"> es </w:t>
+            </w:r>
+            <w:proofErr w:type="spellStart"/>
+            <w:r>
+              <w:t>proporcionada</w:t>
+            </w:r>
+            <w:proofErr w:type="spellEnd"/>
+            <w:r>
+              <w:t xml:space="preserve"> </w:t>
+            </w:r>
+            <w:proofErr w:type="spellStart"/>
+            <w:r>
+              <w:t>directamente</w:t>
+            </w:r>
+            <w:proofErr w:type="spellEnd"/>
+            <w:r>
+              <w:t xml:space="preserve"> por la </w:t>
+            </w:r>
+            <w:proofErr w:type="spellStart"/>
+            <w:r>
+              <w:t>ciudadanía</w:t>
+            </w:r>
+            <w:proofErr w:type="spellEnd"/>
+            <w:r>
+              <w:t xml:space="preserve"> para ser </w:t>
+            </w:r>
+            <w:proofErr w:type="spellStart"/>
+            <w:r>
+              <w:t>publicada</w:t>
+            </w:r>
+            <w:proofErr w:type="spellEnd"/>
+            <w:r>
+              <w:t>.</w:t>
+            </w:r>
+          </w:p>
+          <w:p>
+            <w:pPr>
+              <w:spacing w:after="40" w:line="240" w:lineRule="auto"/>
+            </w:pPr>
+          </w:p>
+          <w:p>
+            <w:pPr>
+              <w:spacing w:after="40" w:line="240" w:lineRule="auto"/>
+            </w:pPr>
+            <w:r>
+              <w:t xml:space="preserve">Este </w:t>
+            </w:r>
+            <w:proofErr w:type="spellStart"/>
+            <w:r>
+              <w:t>antecedente</w:t>
+            </w:r>
+            <w:proofErr w:type="spellEnd"/>
+            <w:r>
+              <w:t xml:space="preserve"> se </w:t>
+            </w:r>
+            <w:proofErr w:type="spellStart"/>
+            <w:r>
+              <w:t>relaciona</w:t>
+            </w:r>
+            <w:proofErr w:type="spellEnd"/>
+            <w:r>
+              <w:t xml:space="preserve"> </w:t>
+            </w:r>
+            <w:proofErr w:type="spellStart"/>
+            <w:r>
+              <w:t>directamente</w:t>
+            </w:r>
+            <w:proofErr w:type="spellEnd"/>
+            <w:r>
+              <w:t xml:space="preserve"> con </w:t>
+            </w:r>
+            <w:proofErr w:type="spellStart"/>
+            <w:r>
+              <w:t>nuestro</w:t>
+            </w:r>
+            <w:proofErr w:type="spellEnd"/>
+            <w:r>
+              <w:t xml:space="preserve"> proyecto, ya que </w:t>
+            </w:r>
+            <w:proofErr w:type="spellStart"/>
+            <w:r>
+              <w:t>plantea</w:t>
+            </w:r>
+            <w:proofErr w:type="spellEnd"/>
+            <w:r>
+              <w:t xml:space="preserve"> </w:t>
+            </w:r>
+            <w:proofErr w:type="spellStart"/>
+            <w:r>
+              <w:t>una</w:t>
+            </w:r>
+            <w:proofErr w:type="spellEnd"/>
+            <w:r>
+              <w:t xml:space="preserve"> </w:t>
+            </w:r>
+            <w:proofErr w:type="spellStart"/>
+            <w:r>
+              <w:t>necesidad</w:t>
+            </w:r>
+            <w:proofErr w:type="spellEnd"/>
+            <w:r>
+              <w:t xml:space="preserve"> similar: </w:t>
+            </w:r>
+            <w:proofErr w:type="spellStart"/>
+            <w:r>
+              <w:t>publicar</w:t>
+            </w:r>
+            <w:proofErr w:type="spellEnd"/>
+            <w:r>
+              <w:t xml:space="preserve"> </w:t>
+            </w:r>
+            <w:proofErr w:type="spellStart"/>
+            <w:r>
+              <w:t>información</w:t>
+            </w:r>
+            <w:proofErr w:type="spellEnd"/>
+            <w:r>
+              <w:t xml:space="preserve"> de mascotas perdidas para </w:t>
+            </w:r>
+            <w:proofErr w:type="spellStart"/>
+            <w:r>
+              <w:t>facilitar</w:t>
+            </w:r>
+            <w:proofErr w:type="spellEnd"/>
+            <w:r>
+              <w:t xml:space="preserve"> que otras personas </w:t>
+            </w:r>
+            <w:proofErr w:type="spellStart"/>
+            <w:r>
+              <w:t>puedan</w:t>
+            </w:r>
+            <w:proofErr w:type="spellEnd"/>
+            <w:r>
+              <w:t xml:space="preserve"> </w:t>
+            </w:r>
+            <w:proofErr w:type="spellStart"/>
+            <w:r>
+              <w:t>encontrarlas</w:t>
+            </w:r>
+            <w:proofErr w:type="spellEnd"/>
+            <w:r>
+              <w:t xml:space="preserve">. Por </w:t>
+            </w:r>
+            <w:proofErr w:type="spellStart"/>
+            <w:r>
+              <w:t>eso</w:t>
+            </w:r>
+            <w:proofErr w:type="spellEnd"/>
+            <w:r>
+              <w:t xml:space="preserve">, </w:t>
+            </w:r>
+            <w:proofErr w:type="spellStart"/>
+            <w:r>
+              <w:t>orienta</w:t>
+            </w:r>
+            <w:proofErr w:type="spellEnd"/>
+            <w:r>
+              <w:t xml:space="preserve"> la </w:t>
+            </w:r>
+            <w:proofErr w:type="spellStart"/>
+            <w:r>
+              <w:t>funcionalidad</w:t>
+            </w:r>
+            <w:proofErr w:type="spellEnd"/>
+            <w:r>
+              <w:t xml:space="preserve"> de registrar, </w:t>
+            </w:r>
+            <w:proofErr w:type="spellStart"/>
+            <w:r>
+              <w:t>consultar</w:t>
+            </w:r>
+            <w:proofErr w:type="spellEnd"/>
+            <w:r>
+              <w:t xml:space="preserve"> y </w:t>
+            </w:r>
+            <w:proofErr w:type="spellStart"/>
+            <w:r>
+              <w:t>marcar</w:t>
+            </w:r>
+            <w:proofErr w:type="spellEnd"/>
+            <w:r>
+              <w:t xml:space="preserve"> </w:t>
+            </w:r>
+            <w:proofErr w:type="spellStart"/>
+            <w:r>
+              <w:t>una</w:t>
+            </w:r>
+            <w:proofErr w:type="spellEnd"/>
+            <w:r>
+              <w:t xml:space="preserve"> </w:t>
+            </w:r>
+            <w:proofErr w:type="spellStart"/>
+            <w:r>
+              <w:t>mascota</w:t>
+            </w:r>
+            <w:proofErr w:type="spellEnd"/>
+            <w:r>
+              <w:t xml:space="preserve"> como </w:t>
+            </w:r>
+            <w:proofErr w:type="spellStart"/>
+            <w:r>
+              <w:t>encontrada</w:t>
+            </w:r>
+            <w:proofErr w:type="spellEnd"/>
+            <w:r>
+              <w:t>.</w:t>
+            </w:r>
+          </w:p>
+          <w:p>
+            <w:pPr>
+              <w:spacing w:after="40" w:line="240" w:lineRule="auto"/>
+            </w:pPr>
+          </w:p>
+          <w:p>
+            <w:pPr>
+              <w:spacing w:after="40" w:line="240" w:lineRule="auto"/>
+            </w:pPr>
+            <w:r>
+              <w:t xml:space="preserve">Eje 2. </w:t>
+            </w:r>
+            <w:proofErr w:type="spellStart"/>
+            <w:r>
+              <w:t>Protección</w:t>
+            </w:r>
+            <w:proofErr w:type="spellEnd"/>
+            <w:r>
+              <w:t xml:space="preserve"> y </w:t>
+            </w:r>
+            <w:proofErr w:type="spellStart"/>
+            <w:r>
+              <w:t>adopción</w:t>
+            </w:r>
+            <w:proofErr w:type="spellEnd"/>
+            <w:r>
+              <w:t xml:space="preserve"> de animales</w:t>
+            </w:r>
+          </w:p>
+          <w:p>
+            <w:pPr>
+              <w:spacing w:after="40" w:line="240" w:lineRule="auto"/>
+            </w:pPr>
+          </w:p>
+          <w:p>
+            <w:pPr>
+              <w:spacing w:after="40" w:line="240" w:lineRule="auto"/>
+            </w:pPr>
+            <w:r>
+              <w:t xml:space="preserve">En Colombia, la Ley 1774 de 2016 </w:t>
+            </w:r>
+            <w:proofErr w:type="spellStart"/>
+            <w:r>
+              <w:t>reconoce</w:t>
+            </w:r>
+            <w:proofErr w:type="spellEnd"/>
+            <w:r>
+              <w:t xml:space="preserve"> a los animales como seres </w:t>
+            </w:r>
+            <w:proofErr w:type="spellStart"/>
+            <w:r>
+              <w:t>sintientes</w:t>
+            </w:r>
+            <w:proofErr w:type="spellEnd"/>
+            <w:r>
+              <w:t xml:space="preserve"> y </w:t>
+            </w:r>
+            <w:proofErr w:type="spellStart"/>
+            <w:r>
+              <w:t>establece</w:t>
+            </w:r>
+            <w:proofErr w:type="spellEnd"/>
+            <w:r>
+              <w:t xml:space="preserve"> que </w:t>
+            </w:r>
+            <w:proofErr w:type="spellStart"/>
+            <w:r>
+              <w:t>deben</w:t>
+            </w:r>
+            <w:proofErr w:type="spellEnd"/>
+            <w:r>
+              <w:t xml:space="preserve"> </w:t>
+            </w:r>
+            <w:proofErr w:type="spellStart"/>
+            <w:r>
+              <w:t>recibir</w:t>
+            </w:r>
+            <w:proofErr w:type="spellEnd"/>
+            <w:r>
+              <w:t xml:space="preserve"> </w:t>
+            </w:r>
+            <w:proofErr w:type="spellStart"/>
+            <w:r>
+              <w:t>protección</w:t>
+            </w:r>
+            <w:proofErr w:type="spellEnd"/>
+            <w:r>
+              <w:t xml:space="preserve"> contra </w:t>
+            </w:r>
+            <w:proofErr w:type="spellStart"/>
+            <w:r>
+              <w:t>el</w:t>
+            </w:r>
+            <w:proofErr w:type="spellEnd"/>
+            <w:r>
+              <w:t xml:space="preserve"> </w:t>
+            </w:r>
+            <w:proofErr w:type="spellStart"/>
+            <w:r>
+              <w:t>sufrimiento</w:t>
+            </w:r>
+            <w:proofErr w:type="spellEnd"/>
+            <w:r>
+              <w:t xml:space="preserve"> y </w:t>
+            </w:r>
+            <w:proofErr w:type="spellStart"/>
+            <w:r>
+              <w:t>el</w:t>
+            </w:r>
+            <w:proofErr w:type="spellEnd"/>
+            <w:r>
+              <w:t xml:space="preserve"> dolor. </w:t>
+            </w:r>
+            <w:proofErr w:type="spellStart"/>
+            <w:r>
+              <w:t>También</w:t>
+            </w:r>
+            <w:proofErr w:type="spellEnd"/>
+            <w:r>
+              <w:t xml:space="preserve"> </w:t>
+            </w:r>
+            <w:proofErr w:type="spellStart"/>
+            <w:r>
+              <w:t>establece</w:t>
+            </w:r>
+            <w:proofErr w:type="spellEnd"/>
+            <w:r>
+              <w:t xml:space="preserve"> </w:t>
+            </w:r>
+            <w:proofErr w:type="spellStart"/>
+            <w:r>
+              <w:t>principios</w:t>
+            </w:r>
+            <w:proofErr w:type="spellEnd"/>
+            <w:r>
+              <w:t xml:space="preserve"> relacionados con </w:t>
+            </w:r>
+            <w:proofErr w:type="spellStart"/>
+            <w:r>
+              <w:t>el</w:t>
+            </w:r>
+            <w:proofErr w:type="spellEnd"/>
+            <w:r>
+              <w:t xml:space="preserve"> </w:t>
+            </w:r>
+            <w:proofErr w:type="spellStart"/>
+            <w:r>
+              <w:t>bienestar</w:t>
+            </w:r>
+            <w:proofErr w:type="spellEnd"/>
+            <w:r>
+              <w:t xml:space="preserve"> animal, </w:t>
+            </w:r>
+            <w:proofErr w:type="spellStart"/>
+            <w:r>
+              <w:t>el</w:t>
+            </w:r>
+            <w:proofErr w:type="spellEnd"/>
+            <w:r>
+              <w:t xml:space="preserve"> </w:t>
+            </w:r>
+            <w:proofErr w:type="spellStart"/>
+            <w:r>
+              <w:t>cuidado</w:t>
+            </w:r>
+            <w:proofErr w:type="spellEnd"/>
+            <w:r>
+              <w:t xml:space="preserve"> y la </w:t>
+            </w:r>
+            <w:proofErr w:type="spellStart"/>
+            <w:r>
+              <w:t>prevención</w:t>
+            </w:r>
+            <w:proofErr w:type="spellEnd"/>
+            <w:r>
+              <w:t xml:space="preserve"> del </w:t>
+            </w:r>
+            <w:proofErr w:type="spellStart"/>
+            <w:r>
+              <w:t>maltrato</w:t>
+            </w:r>
+            <w:proofErr w:type="spellEnd"/>
+            <w:r>
+              <w:t>.</w:t>
+            </w:r>
+          </w:p>
+          <w:p>
+            <w:pPr>
+              <w:spacing w:after="40" w:line="240" w:lineRule="auto"/>
+            </w:pPr>
+          </w:p>
+          <w:p>
+            <w:pPr>
+              <w:spacing w:after="40" w:line="240" w:lineRule="auto"/>
+            </w:pPr>
+            <w:proofErr w:type="spellStart"/>
+            <w:r>
+              <w:t>Además</w:t>
+            </w:r>
+            <w:proofErr w:type="spellEnd"/>
+            <w:r>
+              <w:t xml:space="preserve">, Bogotá </w:t>
+            </w:r>
+            <w:proofErr w:type="spellStart"/>
+            <w:r>
+              <w:t>cuenta</w:t>
+            </w:r>
+            <w:proofErr w:type="spellEnd"/>
+            <w:r>
+              <w:t xml:space="preserve"> con </w:t>
+            </w:r>
+            <w:proofErr w:type="spellStart"/>
+            <w:r>
+              <w:t>información</w:t>
+            </w:r>
+            <w:proofErr w:type="spellEnd"/>
+            <w:r>
+              <w:t xml:space="preserve"> y </w:t>
+            </w:r>
+            <w:proofErr w:type="spellStart"/>
+            <w:r>
+              <w:t>programas</w:t>
+            </w:r>
+            <w:proofErr w:type="spellEnd"/>
+            <w:r>
+              <w:t xml:space="preserve"> relacionados con la </w:t>
+            </w:r>
+            <w:proofErr w:type="spellStart"/>
+            <w:r>
+              <w:t>adopción</w:t>
+            </w:r>
+            <w:proofErr w:type="spellEnd"/>
+            <w:r>
+              <w:t xml:space="preserve"> de animales de </w:t>
+            </w:r>
+            <w:proofErr w:type="spellStart"/>
+            <w:r>
+              <w:t>compañía</w:t>
+            </w:r>
+            <w:proofErr w:type="spellEnd"/>
+            <w:r>
+              <w:t xml:space="preserve">. </w:t>
+            </w:r>
+            <w:proofErr w:type="spellStart"/>
+            <w:r>
+              <w:t>Esto</w:t>
+            </w:r>
+            <w:proofErr w:type="spellEnd"/>
+            <w:r>
+              <w:t xml:space="preserve"> </w:t>
+            </w:r>
+            <w:proofErr w:type="spellStart"/>
+            <w:r>
+              <w:t>sirve</w:t>
+            </w:r>
+            <w:proofErr w:type="spellEnd"/>
+            <w:r>
+              <w:t xml:space="preserve"> como </w:t>
+            </w:r>
+            <w:proofErr w:type="spellStart"/>
+            <w:r>
+              <w:t>referencia</w:t>
+            </w:r>
+            <w:proofErr w:type="spellEnd"/>
+            <w:r>
+              <w:t xml:space="preserve"> para </w:t>
+            </w:r>
+            <w:proofErr w:type="spellStart"/>
+            <w:r>
+              <w:t>nuestro</w:t>
+            </w:r>
+            <w:proofErr w:type="spellEnd"/>
+            <w:r>
+              <w:t xml:space="preserve"> proyecto, </w:t>
+            </w:r>
+            <w:proofErr w:type="spellStart"/>
+            <w:r>
+              <w:t>donde</w:t>
+            </w:r>
+            <w:proofErr w:type="spellEnd"/>
+            <w:r>
+              <w:t xml:space="preserve"> las fundaciones </w:t>
+            </w:r>
+            <w:proofErr w:type="spellStart"/>
+            <w:r>
+              <w:t>pueden</w:t>
+            </w:r>
+            <w:proofErr w:type="spellEnd"/>
+            <w:r>
+              <w:t xml:space="preserve"> </w:t>
+            </w:r>
+            <w:proofErr w:type="spellStart"/>
+            <w:r>
+              <w:t>publicar</w:t>
+            </w:r>
+            <w:proofErr w:type="spellEnd"/>
+            <w:r>
+              <w:t xml:space="preserve"> mascotas </w:t>
+            </w:r>
+            <w:proofErr w:type="spellStart"/>
+            <w:r>
+              <w:t>disponibles</w:t>
+            </w:r>
+            <w:proofErr w:type="spellEnd"/>
+            <w:r>
+              <w:t xml:space="preserve"> para </w:t>
+            </w:r>
+            <w:proofErr w:type="spellStart"/>
+            <w:r>
+              <w:t>adopción</w:t>
+            </w:r>
+            <w:proofErr w:type="spellEnd"/>
+            <w:r>
+              <w:t xml:space="preserve"> y las personas </w:t>
+            </w:r>
+            <w:proofErr w:type="spellStart"/>
+            <w:r>
+              <w:t>pueden</w:t>
+            </w:r>
+            <w:proofErr w:type="spellEnd"/>
+            <w:r>
+              <w:t xml:space="preserve"> </w:t>
+            </w:r>
+            <w:proofErr w:type="spellStart"/>
+            <w:r>
+              <w:t>consultar</w:t>
+            </w:r>
+            <w:proofErr w:type="spellEnd"/>
+            <w:r>
+              <w:t xml:space="preserve"> </w:t>
+            </w:r>
+            <w:proofErr w:type="spellStart"/>
+            <w:r>
+              <w:t>esa</w:t>
+            </w:r>
+            <w:proofErr w:type="spellEnd"/>
+            <w:r>
+              <w:t xml:space="preserve"> </w:t>
+            </w:r>
+            <w:proofErr w:type="spellStart"/>
+            <w:r>
+              <w:t>información</w:t>
+            </w:r>
+            <w:proofErr w:type="spellEnd"/>
+            <w:r>
+              <w:t xml:space="preserve"> y </w:t>
+            </w:r>
+            <w:proofErr w:type="spellStart"/>
+            <w:r>
+              <w:t>mostrar</w:t>
+            </w:r>
+            <w:proofErr w:type="spellEnd"/>
+            <w:r>
+              <w:t xml:space="preserve"> </w:t>
+            </w:r>
+            <w:proofErr w:type="spellStart"/>
+            <w:r>
+              <w:t>interés</w:t>
+            </w:r>
+            <w:proofErr w:type="spellEnd"/>
+            <w:r>
+              <w:t>.</w:t>
+            </w:r>
+          </w:p>
+          <w:p>
+            <w:pPr>
+              <w:spacing w:after="40" w:line="240" w:lineRule="auto"/>
+            </w:pPr>
+          </w:p>
+          <w:p>
+            <w:pPr>
+              <w:spacing w:after="40" w:line="240" w:lineRule="auto"/>
+            </w:pPr>
+            <w:r>
+              <w:t xml:space="preserve">Este </w:t>
+            </w:r>
+            <w:proofErr w:type="spellStart"/>
+            <w:r>
+              <w:t>eje</w:t>
+            </w:r>
+            <w:proofErr w:type="spellEnd"/>
+            <w:r>
+              <w:t xml:space="preserve"> </w:t>
+            </w:r>
+            <w:proofErr w:type="spellStart"/>
+            <w:r>
+              <w:t>orienta</w:t>
+            </w:r>
+            <w:proofErr w:type="spellEnd"/>
+            <w:r>
+              <w:t xml:space="preserve"> principalmente las </w:t>
+            </w:r>
+            <w:proofErr w:type="spellStart"/>
+            <w:r>
+              <w:t>funciones</w:t>
+            </w:r>
+            <w:proofErr w:type="spellEnd"/>
+            <w:r>
+              <w:t xml:space="preserve"> relacionadas con publicaciones de </w:t>
+            </w:r>
+            <w:proofErr w:type="spellStart"/>
+            <w:r>
+              <w:t>adopción</w:t>
+            </w:r>
+            <w:proofErr w:type="spellEnd"/>
+            <w:r>
+              <w:t xml:space="preserve">, </w:t>
+            </w:r>
+            <w:proofErr w:type="spellStart"/>
+            <w:r>
+              <w:t>registro</w:t>
+            </w:r>
+            <w:proofErr w:type="spellEnd"/>
+            <w:r>
+              <w:t xml:space="preserve"> de </w:t>
+            </w:r>
+            <w:proofErr w:type="spellStart"/>
+            <w:r>
+              <w:t>adopciones</w:t>
+            </w:r>
+            <w:proofErr w:type="spellEnd"/>
+            <w:r>
+              <w:t xml:space="preserve"> y consulta de </w:t>
+            </w:r>
+            <w:proofErr w:type="spellStart"/>
+            <w:r>
+              <w:t>información</w:t>
+            </w:r>
+            <w:proofErr w:type="spellEnd"/>
+            <w:r>
+              <w:t xml:space="preserve"> </w:t>
+            </w:r>
+            <w:proofErr w:type="spellStart"/>
+            <w:r>
+              <w:t>sobre</w:t>
+            </w:r>
+            <w:proofErr w:type="spellEnd"/>
+            <w:r>
+              <w:t xml:space="preserve"> los animales.</w:t>
+            </w:r>
+          </w:p>
+          <w:p>
+            <w:pPr>
+              <w:spacing w:after="40" w:line="240" w:lineRule="auto"/>
+            </w:pPr>
+          </w:p>
+          <w:p>
+            <w:pPr>
+              <w:spacing w:after="40" w:line="240" w:lineRule="auto"/>
+            </w:pPr>
+            <w:r>
+              <w:t>Eje 3. Calidad del software</w:t>
+            </w:r>
+          </w:p>
+          <w:p>
+            <w:pPr>
+              <w:spacing w:after="40" w:line="240" w:lineRule="auto"/>
+            </w:pPr>
+          </w:p>
+          <w:p>
+            <w:pPr>
+              <w:spacing w:after="40" w:line="240" w:lineRule="auto"/>
+            </w:pPr>
+            <w:r>
+              <w:t xml:space="preserve">La norma ISO/IEC 25010:2023 </w:t>
+            </w:r>
+            <w:proofErr w:type="spellStart"/>
+            <w:r>
+              <w:t>establece</w:t>
+            </w:r>
+            <w:proofErr w:type="spellEnd"/>
+            <w:r>
+              <w:t xml:space="preserve"> un </w:t>
+            </w:r>
+            <w:proofErr w:type="spellStart"/>
+            <w:r>
+              <w:t>modelo</w:t>
+            </w:r>
+            <w:proofErr w:type="spellEnd"/>
+            <w:r>
+              <w:t xml:space="preserve"> para </w:t>
+            </w:r>
+            <w:proofErr w:type="spellStart"/>
+            <w:r>
+              <w:t>evaluar</w:t>
+            </w:r>
+            <w:proofErr w:type="spellEnd"/>
+            <w:r>
+              <w:t xml:space="preserve"> la </w:t>
+            </w:r>
+            <w:proofErr w:type="spellStart"/>
+            <w:r>
+              <w:t>calidad</w:t>
+            </w:r>
+            <w:proofErr w:type="spellEnd"/>
+            <w:r>
+              <w:t xml:space="preserve"> de </w:t>
+            </w:r>
+            <w:proofErr w:type="spellStart"/>
+            <w:r>
+              <w:t>productos</w:t>
+            </w:r>
+            <w:proofErr w:type="spellEnd"/>
+            <w:r>
+              <w:t xml:space="preserve"> de software. La norma </w:t>
+            </w:r>
+            <w:proofErr w:type="spellStart"/>
+            <w:r>
+              <w:t>contempla</w:t>
+            </w:r>
+            <w:proofErr w:type="spellEnd"/>
+            <w:r>
+              <w:t xml:space="preserve"> </w:t>
+            </w:r>
+            <w:proofErr w:type="spellStart"/>
+            <w:r>
+              <w:t>características</w:t>
+            </w:r>
+            <w:proofErr w:type="spellEnd"/>
+            <w:r>
+              <w:t xml:space="preserve"> que </w:t>
+            </w:r>
+            <w:proofErr w:type="spellStart"/>
+            <w:r>
+              <w:t>permiten</w:t>
+            </w:r>
+            <w:proofErr w:type="spellEnd"/>
+            <w:r>
+              <w:t xml:space="preserve"> </w:t>
+            </w:r>
+            <w:proofErr w:type="spellStart"/>
+            <w:r>
+              <w:t>revisar</w:t>
+            </w:r>
+            <w:proofErr w:type="spellEnd"/>
+            <w:r>
+              <w:t xml:space="preserve"> </w:t>
+            </w:r>
+            <w:proofErr w:type="spellStart"/>
+            <w:r>
+              <w:t>si</w:t>
+            </w:r>
+            <w:proofErr w:type="spellEnd"/>
+            <w:r>
+              <w:t xml:space="preserve"> un </w:t>
+            </w:r>
+            <w:proofErr w:type="spellStart"/>
+            <w:r>
+              <w:t>producto</w:t>
+            </w:r>
+            <w:proofErr w:type="spellEnd"/>
+            <w:r>
+              <w:t xml:space="preserve"> </w:t>
+            </w:r>
+            <w:proofErr w:type="spellStart"/>
+            <w:r>
+              <w:t>cumple</w:t>
+            </w:r>
+            <w:proofErr w:type="spellEnd"/>
+            <w:r>
+              <w:t xml:space="preserve"> </w:t>
+            </w:r>
+            <w:proofErr w:type="spellStart"/>
+            <w:r>
+              <w:t>adecuadamente</w:t>
+            </w:r>
+            <w:proofErr w:type="spellEnd"/>
+            <w:r>
+              <w:t xml:space="preserve"> con lo que se </w:t>
+            </w:r>
+            <w:proofErr w:type="spellStart"/>
+            <w:r>
+              <w:t>espera</w:t>
+            </w:r>
+            <w:proofErr w:type="spellEnd"/>
+            <w:r>
+              <w:t xml:space="preserve"> de </w:t>
+            </w:r>
+            <w:proofErr w:type="spellStart"/>
+            <w:r>
+              <w:t>él</w:t>
+            </w:r>
+            <w:proofErr w:type="spellEnd"/>
+            <w:r>
+              <w:t>.</w:t>
+            </w:r>
+          </w:p>
+          <w:p>
+            <w:pPr>
+              <w:spacing w:after="40" w:line="240" w:lineRule="auto"/>
+            </w:pPr>
+          </w:p>
+          <w:p>
+            <w:pPr>
+              <w:spacing w:after="40" w:line="240" w:lineRule="auto"/>
+            </w:pPr>
+            <w:r>
+              <w:t xml:space="preserve">Para </w:t>
+            </w:r>
+            <w:proofErr w:type="spellStart"/>
+            <w:r>
+              <w:t>nuestro</w:t>
+            </w:r>
+            <w:proofErr w:type="spellEnd"/>
+            <w:r>
+              <w:t xml:space="preserve"> proyecto, </w:t>
+            </w:r>
+            <w:proofErr w:type="spellStart"/>
+            <w:r>
+              <w:t>esta</w:t>
+            </w:r>
+            <w:proofErr w:type="spellEnd"/>
+            <w:r>
+              <w:t xml:space="preserve"> norma </w:t>
+            </w:r>
+            <w:proofErr w:type="spellStart"/>
+            <w:r>
+              <w:t>sirve</w:t>
+            </w:r>
+            <w:proofErr w:type="spellEnd"/>
+            <w:r>
+              <w:t xml:space="preserve"> como </w:t>
+            </w:r>
+            <w:proofErr w:type="spellStart"/>
+            <w:r>
+              <w:t>referencia</w:t>
+            </w:r>
+            <w:proofErr w:type="spellEnd"/>
+            <w:r>
+              <w:t xml:space="preserve"> para </w:t>
+            </w:r>
+            <w:proofErr w:type="spellStart"/>
+            <w:r>
+              <w:t>revisar</w:t>
+            </w:r>
+            <w:proofErr w:type="spellEnd"/>
+            <w:r>
+              <w:t xml:space="preserve"> </w:t>
+            </w:r>
+            <w:proofErr w:type="spellStart"/>
+            <w:r>
+              <w:t>aspectos</w:t>
+            </w:r>
+            <w:proofErr w:type="spellEnd"/>
+            <w:r>
+              <w:t xml:space="preserve"> </w:t>
+            </w:r>
+            <w:proofErr w:type="spellStart"/>
+            <w:r>
+              <w:t>básicos</w:t>
+            </w:r>
+            <w:proofErr w:type="spellEnd"/>
+            <w:r>
+              <w:t xml:space="preserve"> como que las </w:t>
+            </w:r>
+            <w:proofErr w:type="spellStart"/>
+            <w:r>
+              <w:t>funciones</w:t>
+            </w:r>
+            <w:proofErr w:type="spellEnd"/>
+            <w:r>
+              <w:t xml:space="preserve"> </w:t>
+            </w:r>
+            <w:proofErr w:type="spellStart"/>
+            <w:r>
+              <w:t>definidas</w:t>
+            </w:r>
+            <w:proofErr w:type="spellEnd"/>
+            <w:r>
+              <w:t xml:space="preserve"> </w:t>
+            </w:r>
+            <w:proofErr w:type="spellStart"/>
+            <w:r>
+              <w:t>realmente</w:t>
+            </w:r>
+            <w:proofErr w:type="spellEnd"/>
+            <w:r>
+              <w:t xml:space="preserve"> </w:t>
+            </w:r>
+            <w:proofErr w:type="spellStart"/>
+            <w:r>
+              <w:t>funcionen</w:t>
+            </w:r>
+            <w:proofErr w:type="spellEnd"/>
+            <w:r>
+              <w:t xml:space="preserve">, que la </w:t>
+            </w:r>
+            <w:proofErr w:type="spellStart"/>
+            <w:r>
+              <w:t>información</w:t>
+            </w:r>
+            <w:proofErr w:type="spellEnd"/>
+            <w:r>
+              <w:t xml:space="preserve"> </w:t>
+            </w:r>
+            <w:proofErr w:type="spellStart"/>
+            <w:r>
+              <w:t>pueda</w:t>
+            </w:r>
+            <w:proofErr w:type="spellEnd"/>
+            <w:r>
+              <w:t xml:space="preserve"> </w:t>
+            </w:r>
+            <w:proofErr w:type="spellStart"/>
+            <w:r>
+              <w:t>consultarse</w:t>
+            </w:r>
+            <w:proofErr w:type="spellEnd"/>
+            <w:r>
+              <w:t xml:space="preserve"> </w:t>
+            </w:r>
+            <w:proofErr w:type="spellStart"/>
+            <w:r>
+              <w:t>correctamente</w:t>
+            </w:r>
+            <w:proofErr w:type="spellEnd"/>
+            <w:r>
+              <w:t xml:space="preserve"> y que </w:t>
+            </w:r>
+            <w:proofErr w:type="spellStart"/>
+            <w:r>
+              <w:t>el</w:t>
+            </w:r>
+            <w:proofErr w:type="spellEnd"/>
+            <w:r>
+              <w:t xml:space="preserve"> </w:t>
+            </w:r>
+            <w:proofErr w:type="spellStart"/>
+            <w:r>
+              <w:t>acceso</w:t>
+            </w:r>
+            <w:proofErr w:type="spellEnd"/>
+            <w:r>
+              <w:t xml:space="preserve"> </w:t>
+            </w:r>
+            <w:proofErr w:type="spellStart"/>
+            <w:r>
+              <w:t>dependa</w:t>
+            </w:r>
+            <w:proofErr w:type="spellEnd"/>
+            <w:r>
+              <w:t xml:space="preserve"> del </w:t>
+            </w:r>
+            <w:proofErr w:type="spellStart"/>
+            <w:r>
+              <w:t>tipo</w:t>
+            </w:r>
+            <w:proofErr w:type="spellEnd"/>
+            <w:r>
+              <w:t xml:space="preserve"> de </w:t>
+            </w:r>
+            <w:proofErr w:type="spellStart"/>
+            <w:r>
+              <w:t>usuario</w:t>
+            </w:r>
+            <w:proofErr w:type="spellEnd"/>
+            <w:r>
+              <w:t xml:space="preserve">. No se </w:t>
+            </w:r>
+            <w:proofErr w:type="spellStart"/>
+            <w:r>
+              <w:t>pretende</w:t>
+            </w:r>
+            <w:proofErr w:type="spellEnd"/>
+            <w:r>
+              <w:t xml:space="preserve"> </w:t>
+            </w:r>
+            <w:proofErr w:type="spellStart"/>
+            <w:r>
+              <w:t>evaluar</w:t>
+            </w:r>
+            <w:proofErr w:type="spellEnd"/>
+            <w:r>
+              <w:t xml:space="preserve"> </w:t>
+            </w:r>
+            <w:proofErr w:type="spellStart"/>
+            <w:r>
+              <w:t>todas</w:t>
+            </w:r>
+            <w:proofErr w:type="spellEnd"/>
+            <w:r>
+              <w:t xml:space="preserve"> las </w:t>
+            </w:r>
+            <w:proofErr w:type="spellStart"/>
+            <w:r>
+              <w:t>características</w:t>
+            </w:r>
+            <w:proofErr w:type="spellEnd"/>
+            <w:r>
+              <w:t xml:space="preserve"> de la norma, </w:t>
+            </w:r>
+            <w:proofErr w:type="spellStart"/>
+            <w:r>
+              <w:t>sino</w:t>
+            </w:r>
+            <w:proofErr w:type="spellEnd"/>
+            <w:r>
+              <w:t xml:space="preserve"> </w:t>
+            </w:r>
+            <w:proofErr w:type="spellStart"/>
+            <w:r>
+              <w:t>utilizarla</w:t>
+            </w:r>
+            <w:proofErr w:type="spellEnd"/>
+            <w:r>
+              <w:t xml:space="preserve"> como </w:t>
+            </w:r>
+            <w:proofErr w:type="spellStart"/>
+            <w:r>
+              <w:t>referencia</w:t>
+            </w:r>
+            <w:proofErr w:type="spellEnd"/>
+            <w:r>
+              <w:t xml:space="preserve"> para los </w:t>
+            </w:r>
+            <w:proofErr w:type="spellStart"/>
+            <w:r>
+              <w:t>criterios</w:t>
+            </w:r>
+            <w:proofErr w:type="spellEnd"/>
+            <w:r>
+              <w:t xml:space="preserve"> de </w:t>
+            </w:r>
+            <w:proofErr w:type="spellStart"/>
+            <w:r>
+              <w:t>calidad</w:t>
+            </w:r>
+            <w:proofErr w:type="spellEnd"/>
+            <w:r>
+              <w:t xml:space="preserve"> del sistema.</w:t>
+            </w:r>
+          </w:p>
+          <w:p>
+            <w:pPr>
+              <w:spacing w:after="40" w:line="240" w:lineRule="auto"/>
+            </w:pPr>
+          </w:p>
+          <w:p>
+            <w:pPr>
+              <w:spacing w:after="40" w:line="240" w:lineRule="auto"/>
+            </w:pPr>
+            <w:proofErr w:type="spellStart"/>
+            <w:r>
+              <w:t>Relación</w:t>
+            </w:r>
+            <w:proofErr w:type="spellEnd"/>
+            <w:r>
+              <w:t xml:space="preserve"> de los ejes con </w:t>
+            </w:r>
+            <w:proofErr w:type="spellStart"/>
+            <w:r>
+              <w:t>el</w:t>
+            </w:r>
+            <w:proofErr w:type="spellEnd"/>
+            <w:r>
+              <w:t xml:space="preserve"> proyecto</w:t>
+            </w:r>
+          </w:p>
+          <w:p>
+            <w:pPr>
+              <w:spacing w:after="40" w:line="240" w:lineRule="auto"/>
+            </w:pPr>
+          </w:p>
+          <w:p>
+            <w:pPr>
+              <w:spacing w:after="40" w:line="240" w:lineRule="auto"/>
+            </w:pPr>
+          </w:p>
+          <w:p>
+            <w:pPr>
+              <w:spacing w:after="40" w:line="240" w:lineRule="auto"/>
+            </w:pPr>
+            <w:r>
+              <w:t xml:space="preserve">Los </w:t>
+            </w:r>
+            <w:proofErr w:type="spellStart"/>
+            <w:r>
+              <w:t>tres</w:t>
+            </w:r>
+            <w:proofErr w:type="spellEnd"/>
+            <w:r>
+              <w:t xml:space="preserve"> ejes se </w:t>
+            </w:r>
+            <w:proofErr w:type="spellStart"/>
+            <w:r>
+              <w:t>relacionan</w:t>
+            </w:r>
+            <w:proofErr w:type="spellEnd"/>
+            <w:r>
+              <w:t xml:space="preserve"> </w:t>
+            </w:r>
+            <w:proofErr w:type="spellStart"/>
+            <w:r>
+              <w:t>directamente</w:t>
+            </w:r>
+            <w:proofErr w:type="spellEnd"/>
+            <w:r>
+              <w:t xml:space="preserve"> con </w:t>
+            </w:r>
+            <w:proofErr w:type="spellStart"/>
+            <w:r>
+              <w:t>el</w:t>
+            </w:r>
+            <w:proofErr w:type="spellEnd"/>
+            <w:r>
+              <w:t xml:space="preserve"> proyecto: los </w:t>
+            </w:r>
+            <w:proofErr w:type="spellStart"/>
+            <w:r>
+              <w:t>antecedentes</w:t>
+            </w:r>
+            <w:proofErr w:type="spellEnd"/>
+            <w:r>
+              <w:t xml:space="preserve"> de Bogotá </w:t>
+            </w:r>
+            <w:proofErr w:type="spellStart"/>
+            <w:r>
+              <w:t>muestran</w:t>
+            </w:r>
+            <w:proofErr w:type="spellEnd"/>
+            <w:r>
+              <w:t xml:space="preserve"> que </w:t>
+            </w:r>
+            <w:proofErr w:type="spellStart"/>
+            <w:r>
+              <w:t>el</w:t>
+            </w:r>
+            <w:proofErr w:type="spellEnd"/>
+            <w:r>
+              <w:t xml:space="preserve"> </w:t>
+            </w:r>
+            <w:proofErr w:type="spellStart"/>
+            <w:r>
+              <w:t>uso</w:t>
+            </w:r>
+            <w:proofErr w:type="spellEnd"/>
+            <w:r>
+              <w:t xml:space="preserve"> de </w:t>
+            </w:r>
+            <w:proofErr w:type="spellStart"/>
+            <w:r>
+              <w:t>plataformas</w:t>
+            </w:r>
+            <w:proofErr w:type="spellEnd"/>
+            <w:r>
+              <w:t xml:space="preserve"> </w:t>
+            </w:r>
+            <w:proofErr w:type="spellStart"/>
+            <w:r>
+              <w:t>digitales</w:t>
+            </w:r>
+            <w:proofErr w:type="spellEnd"/>
+            <w:r>
+              <w:t xml:space="preserve"> </w:t>
+            </w:r>
+            <w:proofErr w:type="spellStart"/>
+            <w:r>
+              <w:t>puede</w:t>
+            </w:r>
+            <w:proofErr w:type="spellEnd"/>
+            <w:r>
+              <w:t xml:space="preserve"> </w:t>
+            </w:r>
+            <w:proofErr w:type="spellStart"/>
+            <w:r>
+              <w:t>apoyar</w:t>
+            </w:r>
+            <w:proofErr w:type="spellEnd"/>
+            <w:r>
+              <w:t xml:space="preserve"> la </w:t>
+            </w:r>
+            <w:proofErr w:type="spellStart"/>
+            <w:r>
+              <w:t>publicación</w:t>
+            </w:r>
+            <w:proofErr w:type="spellEnd"/>
+            <w:r>
+              <w:t xml:space="preserve"> y </w:t>
+            </w:r>
+            <w:proofErr w:type="spellStart"/>
+            <w:r>
+              <w:t>búsqueda</w:t>
+            </w:r>
+            <w:proofErr w:type="spellEnd"/>
+            <w:r>
+              <w:t xml:space="preserve"> de animales perdidos; la </w:t>
+            </w:r>
+            <w:proofErr w:type="spellStart"/>
+            <w:r>
+              <w:t>normativa</w:t>
+            </w:r>
+            <w:proofErr w:type="spellEnd"/>
+            <w:r>
+              <w:t xml:space="preserve"> </w:t>
+            </w:r>
+            <w:proofErr w:type="spellStart"/>
+            <w:r>
+              <w:t>colombiana</w:t>
+            </w:r>
+            <w:proofErr w:type="spellEnd"/>
+            <w:r>
+              <w:t xml:space="preserve"> </w:t>
+            </w:r>
+            <w:proofErr w:type="spellStart"/>
+            <w:r>
+              <w:t>establece</w:t>
+            </w:r>
+            <w:proofErr w:type="spellEnd"/>
+            <w:r>
+              <w:t xml:space="preserve"> la </w:t>
+            </w:r>
+            <w:proofErr w:type="spellStart"/>
+            <w:r>
+              <w:t>importancia</w:t>
+            </w:r>
+            <w:proofErr w:type="spellEnd"/>
+            <w:r>
+              <w:t xml:space="preserve"> de la </w:t>
+            </w:r>
+            <w:proofErr w:type="spellStart"/>
+            <w:r>
+              <w:t>protección</w:t>
+            </w:r>
+            <w:proofErr w:type="spellEnd"/>
+            <w:r>
+              <w:t xml:space="preserve"> y </w:t>
+            </w:r>
+            <w:proofErr w:type="spellStart"/>
+            <w:r>
+              <w:t>bienestar</w:t>
+            </w:r>
+            <w:proofErr w:type="spellEnd"/>
+            <w:r>
+              <w:t xml:space="preserve"> animal; y la ISO/IEC 25010 </w:t>
+            </w:r>
+            <w:proofErr w:type="spellStart"/>
+            <w:r>
+              <w:t>proporciona</w:t>
+            </w:r>
+            <w:proofErr w:type="spellEnd"/>
+            <w:r>
+              <w:t xml:space="preserve"> </w:t>
+            </w:r>
+            <w:proofErr w:type="spellStart"/>
+            <w:r>
+              <w:t>una</w:t>
+            </w:r>
+            <w:proofErr w:type="spellEnd"/>
+            <w:r>
+              <w:t xml:space="preserve"> </w:t>
+            </w:r>
+            <w:proofErr w:type="spellStart"/>
+            <w:r>
+              <w:t>referencia</w:t>
+            </w:r>
+            <w:proofErr w:type="spellEnd"/>
+            <w:r>
+              <w:t xml:space="preserve"> para </w:t>
+            </w:r>
+            <w:proofErr w:type="spellStart"/>
+            <w:r>
+              <w:t>evaluar</w:t>
+            </w:r>
+            <w:proofErr w:type="spellEnd"/>
+            <w:r>
+              <w:t xml:space="preserve"> la </w:t>
+            </w:r>
+            <w:proofErr w:type="spellStart"/>
+            <w:r>
+              <w:t>calidad</w:t>
+            </w:r>
+            <w:proofErr w:type="spellEnd"/>
+            <w:r>
+              <w:t xml:space="preserve"> del software </w:t>
+            </w:r>
+            <w:proofErr w:type="spellStart"/>
+            <w:r>
+              <w:t>desarrollado</w:t>
+            </w:r>
+            <w:proofErr w:type="spellEnd"/>
+            <w:r>
+              <w:t xml:space="preserve">. De </w:t>
+            </w:r>
+            <w:proofErr w:type="spellStart"/>
+            <w:r>
+              <w:t>esta</w:t>
+            </w:r>
+            <w:proofErr w:type="spellEnd"/>
+            <w:r>
+              <w:t xml:space="preserve"> </w:t>
+            </w:r>
+            <w:proofErr w:type="spellStart"/>
+            <w:r>
+              <w:t>manera</w:t>
+            </w:r>
+            <w:proofErr w:type="spellEnd"/>
+            <w:r>
+              <w:t xml:space="preserve">, los ejes </w:t>
+            </w:r>
+            <w:proofErr w:type="spellStart"/>
+            <w:r>
+              <w:t>sirven</w:t>
+            </w:r>
+            <w:proofErr w:type="spellEnd"/>
+            <w:r>
+              <w:t xml:space="preserve"> para </w:t>
+            </w:r>
+            <w:proofErr w:type="spellStart"/>
+            <w:r>
+              <w:t>justificar</w:t>
+            </w:r>
+            <w:proofErr w:type="spellEnd"/>
+            <w:r>
+              <w:t xml:space="preserve"> </w:t>
+            </w:r>
+            <w:proofErr w:type="spellStart"/>
+            <w:r>
+              <w:t>algunas</w:t>
+            </w:r>
+            <w:proofErr w:type="spellEnd"/>
+            <w:r>
+              <w:t xml:space="preserve"> de las </w:t>
+            </w:r>
+            <w:proofErr w:type="spellStart"/>
+            <w:r>
+              <w:t>funcionalidades</w:t>
+            </w:r>
+            <w:proofErr w:type="spellEnd"/>
+            <w:r>
+              <w:t xml:space="preserve"> y </w:t>
+            </w:r>
+            <w:proofErr w:type="spellStart"/>
+            <w:r>
+              <w:t>criterios</w:t>
+            </w:r>
+            <w:proofErr w:type="spellEnd"/>
+            <w:r>
+              <w:t xml:space="preserve"> </w:t>
+            </w:r>
+            <w:proofErr w:type="spellStart"/>
+            <w:r>
+              <w:t>definidos</w:t>
+            </w:r>
+            <w:proofErr w:type="spellEnd"/>
+            <w:r>
+              <w:t xml:space="preserve"> para </w:t>
+            </w:r>
+            <w:proofErr w:type="spellStart"/>
+            <w:r>
+              <w:t>el</w:t>
+            </w:r>
+            <w:proofErr w:type="spellEnd"/>
+            <w:r>
+              <w:t xml:space="preserve"> sistema.</w:t>
+            </w:r>
+          </w:p>
+          <w:p>
+            <w:pPr>
+              <w:spacing w:after="40" w:line="240" w:lineRule="auto"/>
+            </w:pPr>
+          </w:p>
+          <w:p>
+            <w:pPr>
+              <w:spacing w:after="40" w:line="240" w:lineRule="auto"/>
+            </w:pPr>
+          </w:p>
+          <w:p>
+            <w:pPr>
+              <w:spacing w:after="40" w:line="240" w:lineRule="auto"/>
+            </w:pPr>
+            <w:r>
+              <w:t xml:space="preserve">Fuentes </w:t>
+            </w:r>
+            <w:proofErr w:type="spellStart"/>
+            <w:r>
+              <w:t>utilizadas</w:t>
+            </w:r>
+            <w:proofErr w:type="spellEnd"/>
+          </w:p>
+          <w:p>
+            <w:pPr>
+              <w:spacing w:after="40" w:line="240" w:lineRule="auto"/>
+            </w:pPr>
+            <w:r>
+              <w:t xml:space="preserve">Alcaldía de Bogotá – Portal para animales perdidos: Bogotá </w:t>
+            </w:r>
+            <w:proofErr w:type="spellStart"/>
+            <w:r>
+              <w:t>lanza</w:t>
+            </w:r>
+            <w:proofErr w:type="spellEnd"/>
+            <w:r>
+              <w:t xml:space="preserve"> portal web para </w:t>
+            </w:r>
+            <w:proofErr w:type="spellStart"/>
+            <w:r>
+              <w:t>publicar</w:t>
+            </w:r>
+            <w:proofErr w:type="spellEnd"/>
+            <w:r>
+              <w:t xml:space="preserve"> y </w:t>
+            </w:r>
+            <w:proofErr w:type="spellStart"/>
+            <w:r>
+              <w:t>encontrar</w:t>
+            </w:r>
+            <w:proofErr w:type="spellEnd"/>
+            <w:r>
+              <w:t xml:space="preserve"> animales perdidos</w:t>
+            </w:r>
+          </w:p>
+          <w:p>
+            <w:pPr>
+              <w:spacing w:after="40" w:line="240" w:lineRule="auto"/>
+            </w:pPr>
+            <w:r>
+              <w:t xml:space="preserve">Alcaldía de Bogotá – </w:t>
+            </w:r>
+            <w:proofErr w:type="spellStart"/>
+            <w:r>
+              <w:t>Adopción</w:t>
+            </w:r>
+            <w:proofErr w:type="spellEnd"/>
+            <w:r>
+              <w:t xml:space="preserve"> de mascotas: </w:t>
+            </w:r>
+            <w:proofErr w:type="spellStart"/>
+            <w:r>
+              <w:t>Adopción</w:t>
+            </w:r>
+            <w:proofErr w:type="spellEnd"/>
+            <w:r>
+              <w:t xml:space="preserve"> de mascotas </w:t>
+            </w:r>
+            <w:proofErr w:type="spellStart"/>
+            <w:r>
+              <w:t>en</w:t>
+            </w:r>
+            <w:proofErr w:type="spellEnd"/>
+            <w:r>
+              <w:t xml:space="preserve"> Bogotá</w:t>
+            </w:r>
+          </w:p>
+          <w:p>
+            <w:pPr>
+              <w:spacing w:after="40" w:line="240" w:lineRule="auto"/>
+            </w:pPr>
+            <w:proofErr w:type="spellStart"/>
+            <w:r>
+              <w:t>Congreso</w:t>
+            </w:r>
+            <w:proofErr w:type="spellEnd"/>
+            <w:r>
+              <w:t xml:space="preserve"> de Colombia – Ley 1774 de 2016: Ley 1774 de 2016</w:t>
+            </w:r>
+          </w:p>
+          <w:p>
+            <w:pPr>
+              <w:spacing w:after="40" w:line="240" w:lineRule="auto"/>
+            </w:pPr>
+            <w:r>
+              <w:t>ISO – ISO/IEC 25010:2023: ISO/IEC 25010:2023</w:t>
             </w:r>
           </w:p>
         </w:tc>
@@ -7290,6 +8695,7 @@
           <w:sz w:val="19"/>
           <w:szCs w:val="19"/>
         </w:rPr>
+        <w:lastRenderedPageBreak/>
         <w:t xml:space="preserve">Antes de </w:t>
       </w:r>
       <w:proofErr w:type="spellStart"/>
@@ -7676,7 +9082,6 @@
                 <w:sz w:val="18"/>
                 <w:szCs w:val="18"/>
               </w:rPr>
-              <w:lastRenderedPageBreak/>
               <w:t>________________________________________________________________________________</w:t>
             </w:r>
             <w:r>
@@ -12468,7 +13873,7 @@
                 <w:sz w:val="20"/>
                 <w:szCs w:val="20"/>
               </w:rPr>
-              <w:t xml:space="preserve"> </w:t>
+              <w:t xml:space="preserve"> como </w:t>
             </w:r>
             <w:proofErr w:type="spellStart"/>
             <w:r>
@@ -12477,7 +13882,7 @@
                 <w:sz w:val="20"/>
                 <w:szCs w:val="20"/>
               </w:rPr>
-              <w:t>como</w:t>
+              <w:t>hallazgos</w:t>
             </w:r>
             <w:proofErr w:type="spellEnd"/>
             <w:r>
@@ -12486,43 +13891,7 @@
                 <w:sz w:val="20"/>
                 <w:szCs w:val="20"/>
               </w:rPr>
-              <w:t xml:space="preserve"> </w:t>
-            </w:r>
-            <w:proofErr w:type="spellStart"/>
-            <w:r>
-              <w:rPr>
-                <w:color w:val="000000"/>
-                <w:sz w:val="20"/>
-                <w:szCs w:val="20"/>
-              </w:rPr>
-              <w:t>hallazgos</w:t>
-            </w:r>
-            <w:proofErr w:type="spellEnd"/>
-            <w:r>
-              <w:rPr>
-                <w:color w:val="000000"/>
-                <w:sz w:val="20"/>
-                <w:szCs w:val="20"/>
-              </w:rPr>
-              <w:t xml:space="preserve"> </w:t>
-            </w:r>
-            <w:proofErr w:type="spellStart"/>
-            <w:r>
-              <w:rPr>
-                <w:color w:val="000000"/>
-                <w:sz w:val="20"/>
-                <w:szCs w:val="20"/>
-              </w:rPr>
-              <w:t>ya</w:t>
-            </w:r>
-            <w:proofErr w:type="spellEnd"/>
-            <w:r>
-              <w:rPr>
-                <w:color w:val="000000"/>
-                <w:sz w:val="20"/>
-                <w:szCs w:val="20"/>
-              </w:rPr>
-              <w:t xml:space="preserve"> </w:t>
+              <w:t xml:space="preserve"> ya </w:t>
             </w:r>
             <w:proofErr w:type="spellStart"/>
             <w:r>
@@ -13254,25 +14623,7 @@
                 <w:sz w:val="20"/>
                 <w:szCs w:val="20"/>
               </w:rPr>
-              <w:t xml:space="preserve"> </w:t>
-            </w:r>
-            <w:proofErr w:type="spellStart"/>
-            <w:r>
-              <w:rPr>
-                <w:color w:val="000000"/>
-                <w:sz w:val="20"/>
-                <w:szCs w:val="20"/>
-              </w:rPr>
-              <w:t>los</w:t>
-            </w:r>
-            <w:proofErr w:type="spellEnd"/>
-            <w:r>
-              <w:rPr>
-                <w:color w:val="000000"/>
-                <w:sz w:val="20"/>
-                <w:szCs w:val="20"/>
-              </w:rPr>
-              <w:t xml:space="preserve"> </w:t>
+              <w:t xml:space="preserve"> los </w:t>
             </w:r>
             <w:proofErr w:type="spellStart"/>
             <w:r>
@@ -14401,6 +15752,7 @@
       <w:pPr>
         <w:spacing w:before="60" w:after="40"/>
       </w:pPr>
+      <w:proofErr w:type="spellStart"/>
       <w:r>
         <w:rPr>
           <w:b/>
@@ -14409,7 +15761,18 @@
           <w:sz w:val="19"/>
           <w:szCs w:val="19"/>
         </w:rPr>
-        <w:t xml:space="preserve">Registre sus </w:t>
+        <w:t>Registre</w:t>
+      </w:r>
+      <w:proofErr w:type="spellEnd"/>
+      <w:r>
+        <w:rPr>
+          <w:b/>
+          <w:bCs/>
+          <w:color w:val="000000"/>
+          <w:sz w:val="19"/>
+          <w:szCs w:val="19"/>
+        </w:rPr>
+        <w:t xml:space="preserve"> sus </w:t>
       </w:r>
       <w:proofErr w:type="spellStart"/>
       <w:r>
@@ -15839,7 +17202,7 @@
 </file>
 
 <file path=word/endnotes.xml><?xml version="1.0" encoding="utf-8"?>
-<w:endnotes xmlns:wpc="http://schemas.microsoft.com/office/word/2010/wordprocessingCanvas" xmlns:cx="http://schemas.microsoft.com/office/drawing/2014/chartex" xmlns:cx1="http://schemas.microsoft.com/office/drawing/2015/9/8/chartex" xmlns:cx2="http://schemas.microsoft.com/office/drawing/2015/10/21/chartex" xmlns:cx3="http://schemas.microsoft.com/office/drawing/2016/5/9/chartex" xmlns:cx4="http://schemas.microsoft.com/office/drawing/2016/5/10/chartex" xmlns:cx5="http://schemas.microsoft.com/office/drawing/2016/5/11/chartex" xmlns:cx6="http://schemas.microsoft.com/office/drawing/2016/5/12/chartex" xmlns:cx7="http://schemas.microsoft.com/office/drawing/2016/5/13/chartex" xmlns:cx8="http://schemas.microsoft.com/office/drawing/2016/5/14/chartex" xmlns:mc="http://schemas.openxmlformats.org/markup-compatibility/2006" xmlns:aink="http://schemas.microsoft.com/office/drawing/2016/ink" xmlns:am3d="http://schemas.microsoft.com/office/drawing/2017/model3d" xmlns:o="urn:schemas-microsoft-com:office:office" xmlns:oel="http://schemas.microsoft.com/office/2019/extlst" xmlns:r="http://schemas.openxmlformats.org/officeDocument/2006/relationships" xmlns:m="http://schemas.openxmlformats.org/officeDocument/2006/math" xmlns:v="urn:schemas-microsoft-com:vml" xmlns:wp14="http://schemas.microsoft.com/office/word/2010/wordprocessingDrawing" xmlns:wp="http://schemas.openxmlformats.org/drawingml/2006/wordprocessingDrawing" xmlns:w10="urn:schemas-microsoft-com:office:word" xmlns:w="http://schemas.openxmlformats.org/wordprocessingml/2006/main" xmlns:w14="http://schemas.microsoft.com/office/word/2010/wordml" xmlns:w15="http://schemas.microsoft.com/office/word/2012/wordml" xmlns:w16cei="http://schemas.microsoft.com/office/word/2026/wordml/cei" xmlns:w16cex="http://schemas.microsoft.com/office/word/2018/wordml/cex" xmlns:w16cid="http://schemas.microsoft.com/office/word/2016/wordml/cid" xmlns:w16="http://schemas.microsoft.com/office/word/2018/wordml" xmlns:w16du="http://schemas.microsoft.com/office/word/2023/wordml/word16du" xmlns:w16sdtdh="http://schemas.microsoft.com/office/word/2020/wordml/sdtdatahash" xmlns:w16sdtfl="http://schemas.microsoft.com/office/word/2024/wordml/sdtformatlock" xmlns:w16se="http://schemas.microsoft.com/office/word/2015/wordml/symex" xmlns:wpg="http://schemas.microsoft.com/office/word/2010/wordprocessingGroup" xmlns:wpi="http://schemas.microsoft.com/office/word/2010/wordprocessingInk" xmlns:wne="http://schemas.microsoft.com/office/word/2006/wordml" xmlns:wps="http://schemas.microsoft.com/office/word/2010/wordprocessingShape" mc:Ignorable="w14 w15 w16se w16cid w16 w16cex w16sdtdh w16sdtfl w16du wp14">
+<w:endnotes xmlns:wpc="http://schemas.microsoft.com/office/word/2010/wordprocessingCanvas" xmlns:cx="http://schemas.microsoft.com/office/drawing/2014/chartex" xmlns:cx1="http://schemas.microsoft.com/office/drawing/2015/9/8/chartex" xmlns:cx2="http://schemas.microsoft.com/office/drawing/2015/10/21/chartex" xmlns:cx3="http://schemas.microsoft.com/office/drawing/2016/5/9/chartex" xmlns:cx4="http://schemas.microsoft.com/office/drawing/2016/5/10/chartex" xmlns:cx5="http://schemas.microsoft.com/office/drawing/2016/5/11/chartex" xmlns:cx6="http://schemas.microsoft.com/office/drawing/2016/5/12/chartex" xmlns:cx7="http://schemas.microsoft.com/office/drawing/2016/5/13/chartex" xmlns:cx8="http://schemas.microsoft.com/office/drawing/2016/5/14/chartex" xmlns:mc="http://schemas.openxmlformats.org/markup-compatibility/2006" xmlns:aink="http://schemas.microsoft.com/office/drawing/2016/ink" xmlns:am3d="http://schemas.microsoft.com/office/drawing/2017/model3d" xmlns:o="urn:schemas-microsoft-com:office:office" xmlns:oel="http://schemas.microsoft.com/office/2019/extlst" xmlns:r="http://schemas.openxmlformats.org/officeDocument/2006/relationships" xmlns:m="http://schemas.openxmlformats.org/officeDocument/2006/math" xmlns:v="urn:schemas-microsoft-com:vml" xmlns:wp14="http://schemas.microsoft.com/office/word/2010/wordprocessingDrawing" xmlns:wp="http://schemas.openxmlformats.org/drawingml/2006/wordprocessingDrawing" xmlns:w10="urn:schemas-microsoft-com:office:word" xmlns:w="http://schemas.openxmlformats.org/wordprocessingml/2006/main" xmlns:w14="http://schemas.microsoft.com/office/word/2010/wordml" xmlns:w15="http://schemas.microsoft.com/office/word/2012/wordml" xmlns:w16cex="http://schemas.microsoft.com/office/word/2018/wordml/cex" xmlns:w16cid="http://schemas.microsoft.com/office/word/2016/wordml/cid" xmlns:w16="http://schemas.microsoft.com/office/word/2018/wordml" xmlns:w16sdtdh="http://schemas.microsoft.com/office/word/2020/wordml/sdtdatahash" xmlns:w16se="http://schemas.microsoft.com/office/word/2015/wordml/symex" xmlns:wpg="http://schemas.microsoft.com/office/word/2010/wordprocessingGroup" xmlns:wpi="http://schemas.microsoft.com/office/word/2010/wordprocessingInk" xmlns:wne="http://schemas.microsoft.com/office/word/2006/wordml" xmlns:wps="http://schemas.microsoft.com/office/word/2010/wordprocessingShape" mc:Ignorable="w14 w15 w16se w16cid w16 w16cex w16sdtdh wp14">
   <w:endnote w:type="separator" w:id="-1">
     <w:p>
       <w:pPr>
@@ -15864,7 +17227,7 @@
 </file>
 
 <file path=word/footer1.xml><?xml version="1.0" encoding="utf-8"?>
-<w:ftr xmlns:wpc="http://schemas.microsoft.com/office/word/2010/wordprocessingCanvas" xmlns:cx="http://schemas.microsoft.com/office/drawing/2014/chartex" xmlns:cx1="http://schemas.microsoft.com/office/drawing/2015/9/8/chartex" xmlns:cx2="http://schemas.microsoft.com/office/drawing/2015/10/21/chartex" xmlns:cx3="http://schemas.microsoft.com/office/drawing/2016/5/9/chartex" xmlns:cx4="http://schemas.microsoft.com/office/drawing/2016/5/10/chartex" xmlns:cx5="http://schemas.microsoft.com/office/drawing/2016/5/11/chartex" xmlns:cx6="http://schemas.microsoft.com/office/drawing/2016/5/12/chartex" xmlns:cx7="http://schemas.microsoft.com/office/drawing/2016/5/13/chartex" xmlns:cx8="http://schemas.microsoft.com/office/drawing/2016/5/14/chartex" xmlns:mc="http://schemas.openxmlformats.org/markup-compatibility/2006" xmlns:aink="http://schemas.microsoft.com/office/drawing/2016/ink" xmlns:am3d="http://schemas.microsoft.com/office/drawing/2017/model3d" xmlns:o="urn:schemas-microsoft-com:office:office" xmlns:oel="http://schemas.microsoft.com/office/2019/extlst" xmlns:r="http://schemas.openxmlformats.org/officeDocument/2006/relationships" xmlns:m="http://schemas.openxmlformats.org/officeDocument/2006/math" xmlns:v="urn:schemas-microsoft-com:vml" xmlns:wp14="http://schemas.microsoft.com/office/word/2010/wordprocessingDrawing" xmlns:wp="http://schemas.openxmlformats.org/drawingml/2006/wordprocessingDrawing" xmlns:w10="urn:schemas-microsoft-com:office:word" xmlns:w="http://schemas.openxmlformats.org/wordprocessingml/2006/main" xmlns:w14="http://schemas.microsoft.com/office/word/2010/wordml" xmlns:w15="http://schemas.microsoft.com/office/word/2012/wordml" xmlns:w16cei="http://schemas.microsoft.com/office/word/2026/wordml/cei" xmlns:w16cex="http://schemas.microsoft.com/office/word/2018/wordml/cex" xmlns:w16cid="http://schemas.microsoft.com/office/word/2016/wordml/cid" xmlns:w16="http://schemas.microsoft.com/office/word/2018/wordml" xmlns:w16du="http://schemas.microsoft.com/office/word/2023/wordml/word16du" xmlns:w16sdtdh="http://schemas.microsoft.com/office/word/2020/wordml/sdtdatahash" xmlns:w16sdtfl="http://schemas.microsoft.com/office/word/2024/wordml/sdtformatlock" xmlns:w16se="http://schemas.microsoft.com/office/word/2015/wordml/symex" xmlns:wpg="http://schemas.microsoft.com/office/word/2010/wordprocessingGroup" xmlns:wpi="http://schemas.microsoft.com/office/word/2010/wordprocessingInk" xmlns:wne="http://schemas.microsoft.com/office/word/2006/wordml" xmlns:wps="http://schemas.microsoft.com/office/word/2010/wordprocessingShape" mc:Ignorable="w14 w15 w16se w16cid w16 w16cex w16sdtdh w16sdtfl w16du wp14">
+<w:ftr xmlns:wpc="http://schemas.microsoft.com/office/word/2010/wordprocessingCanvas" xmlns:cx="http://schemas.microsoft.com/office/drawing/2014/chartex" xmlns:cx1="http://schemas.microsoft.com/office/drawing/2015/9/8/chartex" xmlns:cx2="http://schemas.microsoft.com/office/drawing/2015/10/21/chartex" xmlns:cx3="http://schemas.microsoft.com/office/drawing/2016/5/9/chartex" xmlns:cx4="http://schemas.microsoft.com/office/drawing/2016/5/10/chartex" xmlns:cx5="http://schemas.microsoft.com/office/drawing/2016/5/11/chartex" xmlns:cx6="http://schemas.microsoft.com/office/drawing/2016/5/12/chartex" xmlns:cx7="http://schemas.microsoft.com/office/drawing/2016/5/13/chartex" xmlns:cx8="http://schemas.microsoft.com/office/drawing/2016/5/14/chartex" xmlns:mc="http://schemas.openxmlformats.org/markup-compatibility/2006" xmlns:aink="http://schemas.microsoft.com/office/drawing/2016/ink" xmlns:am3d="http://schemas.microsoft.com/office/drawing/2017/model3d" xmlns:o="urn:schemas-microsoft-com:office:office" xmlns:oel="http://schemas.microsoft.com/office/2019/extlst" xmlns:r="http://schemas.openxmlformats.org/officeDocument/2006/relationships" xmlns:m="http://schemas.openxmlformats.org/officeDocument/2006/math" xmlns:v="urn:schemas-microsoft-com:vml" xmlns:wp14="http://schemas.microsoft.com/office/word/2010/wordprocessingDrawing" xmlns:wp="http://schemas.openxmlformats.org/drawingml/2006/wordprocessingDrawing" xmlns:w10="urn:schemas-microsoft-com:office:word" xmlns:w="http://schemas.openxmlformats.org/wordprocessingml/2006/main" xmlns:w14="http://schemas.microsoft.com/office/word/2010/wordml" xmlns:w15="http://schemas.microsoft.com/office/word/2012/wordml" xmlns:w16cex="http://schemas.microsoft.com/office/word/2018/wordml/cex" xmlns:w16cid="http://schemas.microsoft.com/office/word/2016/wordml/cid" xmlns:w16="http://schemas.microsoft.com/office/word/2018/wordml" xmlns:w16sdtdh="http://schemas.microsoft.com/office/word/2020/wordml/sdtdatahash" xmlns:w16se="http://schemas.microsoft.com/office/word/2015/wordml/symex" xmlns:wpg="http://schemas.microsoft.com/office/word/2010/wordprocessingGroup" xmlns:wpi="http://schemas.microsoft.com/office/word/2010/wordprocessingInk" xmlns:wne="http://schemas.microsoft.com/office/word/2006/wordml" xmlns:wps="http://schemas.microsoft.com/office/word/2010/wordprocessingShape" mc:Ignorable="w14 w15 w16se w16cid w16 w16cex w16sdtdh wp14">
   <w:p>
     <w:pPr>
       <w:pBdr>
@@ -15959,7 +17322,7 @@
 </file>
 
 <file path=word/footnotes.xml><?xml version="1.0" encoding="utf-8"?>
-<w:footnotes xmlns:wpc="http://schemas.microsoft.com/office/word/2010/wordprocessingCanvas" xmlns:cx="http://schemas.microsoft.com/office/drawing/2014/chartex" xmlns:cx1="http://schemas.microsoft.com/office/drawing/2015/9/8/chartex" xmlns:cx2="http://schemas.microsoft.com/office/drawing/2015/10/21/chartex" xmlns:cx3="http://schemas.microsoft.com/office/drawing/2016/5/9/chartex" xmlns:cx4="http://schemas.microsoft.com/office/drawing/2016/5/10/chartex" xmlns:cx5="http://schemas.microsoft.com/office/drawing/2016/5/11/chartex" xmlns:cx6="http://schemas.microsoft.com/office/drawing/2016/5/12/chartex" xmlns:cx7="http://schemas.microsoft.com/office/drawing/2016/5/13/chartex" xmlns:cx8="http://schemas.microsoft.com/office/drawing/2016/5/14/chartex" xmlns:mc="http://schemas.openxmlformats.org/markup-compatibility/2006" xmlns:aink="http://schemas.microsoft.com/office/drawing/2016/ink" xmlns:am3d="http://schemas.microsoft.com/office/drawing/2017/model3d" xmlns:o="urn:schemas-microsoft-com:office:office" xmlns:oel="http://schemas.microsoft.com/office/2019/extlst" xmlns:r="http://schemas.openxmlformats.org/officeDocument/2006/relationships" xmlns:m="http://schemas.openxmlformats.org/officeDocument/2006/math" xmlns:v="urn:schemas-microsoft-com:vml" xmlns:wp14="http://schemas.microsoft.com/office/word/2010/wordprocessingDrawing" xmlns:wp="http://schemas.openxmlformats.org/drawingml/2006/wordprocessingDrawing" xmlns:w10="urn:schemas-microsoft-com:office:word" xmlns:w="http://schemas.openxmlformats.org/wordprocessingml/2006/main" xmlns:w14="http://schemas.microsoft.com/office/word/2010/wordml" xmlns:w15="http://schemas.microsoft.com/office/word/2012/wordml" xmlns:w16cei="http://schemas.microsoft.com/office/word/2026/wordml/cei" xmlns:w16cex="http://schemas.microsoft.com/office/word/2018/wordml/cex" xmlns:w16cid="http://schemas.microsoft.com/office/word/2016/wordml/cid" xmlns:w16="http://schemas.microsoft.com/office/word/2018/wordml" xmlns:w16du="http://schemas.microsoft.com/office/word/2023/wordml/word16du" xmlns:w16sdtdh="http://schemas.microsoft.com/office/word/2020/wordml/sdtdatahash" xmlns:w16sdtfl="http://schemas.microsoft.com/office/word/2024/wordml/sdtformatlock" xmlns:w16se="http://schemas.microsoft.com/office/word/2015/wordml/symex" xmlns:wpg="http://schemas.microsoft.com/office/word/2010/wordprocessingGroup" xmlns:wpi="http://schemas.microsoft.com/office/word/2010/wordprocessingInk" xmlns:wne="http://schemas.microsoft.com/office/word/2006/wordml" xmlns:wps="http://schemas.microsoft.com/office/word/2010/wordprocessingShape" mc:Ignorable="w14 w15 w16se w16cid w16 w16cex w16sdtdh w16sdtfl w16du wp14">
+<w:footnotes xmlns:wpc="http://schemas.microsoft.com/office/word/2010/wordprocessingCanvas" xmlns:cx="http://schemas.microsoft.com/office/drawing/2014/chartex" xmlns:cx1="http://schemas.microsoft.com/office/drawing/2015/9/8/chartex" xmlns:cx2="http://schemas.microsoft.com/office/drawing/2015/10/21/chartex" xmlns:cx3="http://schemas.microsoft.com/office/drawing/2016/5/9/chartex" xmlns:cx4="http://schemas.microsoft.com/office/drawing/2016/5/10/chartex" xmlns:cx5="http://schemas.microsoft.com/office/drawing/2016/5/11/chartex" xmlns:cx6="http://schemas.microsoft.com/office/drawing/2016/5/12/chartex" xmlns:cx7="http://schemas.microsoft.com/office/drawing/2016/5/13/chartex" xmlns:cx8="http://schemas.microsoft.com/office/drawing/2016/5/14/chartex" xmlns:mc="http://schemas.openxmlformats.org/markup-compatibility/2006" xmlns:aink="http://schemas.microsoft.com/office/drawing/2016/ink" xmlns:am3d="http://schemas.microsoft.com/office/drawing/2017/model3d" xmlns:o="urn:schemas-microsoft-com:office:office" xmlns:oel="http://schemas.microsoft.com/office/2019/extlst" xmlns:r="http://schemas.openxmlformats.org/officeDocument/2006/relationships" xmlns:m="http://schemas.openxmlformats.org/officeDocument/2006/math" xmlns:v="urn:schemas-microsoft-com:vml" xmlns:wp14="http://schemas.microsoft.com/office/word/2010/wordprocessingDrawing" xmlns:wp="http://schemas.openxmlformats.org/drawingml/2006/wordprocessingDrawing" xmlns:w10="urn:schemas-microsoft-com:office:word" xmlns:w="http://schemas.openxmlformats.org/wordprocessingml/2006/main" xmlns:w14="http://schemas.microsoft.com/office/word/2010/wordml" xmlns:w15="http://schemas.microsoft.com/office/word/2012/wordml" xmlns:w16cex="http://schemas.microsoft.com/office/word/2018/wordml/cex" xmlns:w16cid="http://schemas.microsoft.com/office/word/2016/wordml/cid" xmlns:w16="http://schemas.microsoft.com/office/word/2018/wordml" xmlns:w16sdtdh="http://schemas.microsoft.com/office/word/2020/wordml/sdtdatahash" xmlns:w16se="http://schemas.microsoft.com/office/word/2015/wordml/symex" xmlns:wpg="http://schemas.microsoft.com/office/word/2010/wordprocessingGroup" xmlns:wpi="http://schemas.microsoft.com/office/word/2010/wordprocessingInk" xmlns:wne="http://schemas.microsoft.com/office/word/2006/wordml" xmlns:wps="http://schemas.microsoft.com/office/word/2010/wordprocessingShape" mc:Ignorable="w14 w15 w16se w16cid w16 w16cex w16sdtdh wp14">
   <w:footnote w:type="separator" w:id="-1">
     <w:p>
       <w:pPr>
@@ -15984,7 +17347,7 @@
 </file>
 
 <file path=word/header1.xml><?xml version="1.0" encoding="utf-8"?>
-<w:hdr xmlns:wpc="http://schemas.microsoft.com/office/word/2010/wordprocessingCanvas" xmlns:cx="http://schemas.microsoft.com/office/drawing/2014/chartex" xmlns:cx1="http://schemas.microsoft.com/office/drawing/2015/9/8/chartex" xmlns:cx2="http://schemas.microsoft.com/office/drawing/2015/10/21/chartex" xmlns:cx3="http://schemas.microsoft.com/office/drawing/2016/5/9/chartex" xmlns:cx4="http://schemas.microsoft.com/office/drawing/2016/5/10/chartex" xmlns:cx5="http://schemas.microsoft.com/office/drawing/2016/5/11/chartex" xmlns:cx6="http://schemas.microsoft.com/office/drawing/2016/5/12/chartex" xmlns:cx7="http://schemas.microsoft.com/office/drawing/2016/5/13/chartex" xmlns:cx8="http://schemas.microsoft.com/office/drawing/2016/5/14/chartex" xmlns:mc="http://schemas.openxmlformats.org/markup-compatibility/2006" xmlns:aink="http://schemas.microsoft.com/office/drawing/2016/ink" xmlns:am3d="http://schemas.microsoft.com/office/drawing/2017/model3d" xmlns:o="urn:schemas-microsoft-com:office:office" xmlns:oel="http://schemas.microsoft.com/office/2019/extlst" xmlns:r="http://schemas.openxmlformats.org/officeDocument/2006/relationships" xmlns:m="http://schemas.openxmlformats.org/officeDocument/2006/math" xmlns:v="urn:schemas-microsoft-com:vml" xmlns:wp14="http://schemas.microsoft.com/office/word/2010/wordprocessingDrawing" xmlns:wp="http://schemas.openxmlformats.org/drawingml/2006/wordprocessingDrawing" xmlns:w10="urn:schemas-microsoft-com:office:word" xmlns:w="http://schemas.openxmlformats.org/wordprocessingml/2006/main" xmlns:w14="http://schemas.microsoft.com/office/word/2010/wordml" xmlns:w15="http://schemas.microsoft.com/office/word/2012/wordml" xmlns:w16cei="http://schemas.microsoft.com/office/word/2026/wordml/cei" xmlns:w16cex="http://schemas.microsoft.com/office/word/2018/wordml/cex" xmlns:w16cid="http://schemas.microsoft.com/office/word/2016/wordml/cid" xmlns:w16="http://schemas.microsoft.com/office/word/2018/wordml" xmlns:w16du="http://schemas.microsoft.com/office/word/2023/wordml/word16du" xmlns:w16sdtdh="http://schemas.microsoft.com/office/word/2020/wordml/sdtdatahash" xmlns:w16sdtfl="http://schemas.microsoft.com/office/word/2024/wordml/sdtformatlock" xmlns:w16se="http://schemas.microsoft.com/office/word/2015/wordml/symex" xmlns:wpg="http://schemas.microsoft.com/office/word/2010/wordprocessingGroup" xmlns:wpi="http://schemas.microsoft.com/office/word/2010/wordprocessingInk" xmlns:wne="http://schemas.microsoft.com/office/word/2006/wordml" xmlns:wps="http://schemas.microsoft.com/office/word/2010/wordprocessingShape" mc:Ignorable="w14 w15 w16se w16cid w16 w16cex w16sdtdh w16sdtfl w16du wp14">
+<w:hdr xmlns:wpc="http://schemas.microsoft.com/office/word/2010/wordprocessingCanvas" xmlns:cx="http://schemas.microsoft.com/office/drawing/2014/chartex" xmlns:cx1="http://schemas.microsoft.com/office/drawing/2015/9/8/chartex" xmlns:cx2="http://schemas.microsoft.com/office/drawing/2015/10/21/chartex" xmlns:cx3="http://schemas.microsoft.com/office/drawing/2016/5/9/chartex" xmlns:cx4="http://schemas.microsoft.com/office/drawing/2016/5/10/chartex" xmlns:cx5="http://schemas.microsoft.com/office/drawing/2016/5/11/chartex" xmlns:cx6="http://schemas.microsoft.com/office/drawing/2016/5/12/chartex" xmlns:cx7="http://schemas.microsoft.com/office/drawing/2016/5/13/chartex" xmlns:cx8="http://schemas.microsoft.com/office/drawing/2016/5/14/chartex" xmlns:mc="http://schemas.openxmlformats.org/markup-compatibility/2006" xmlns:aink="http://schemas.microsoft.com/office/drawing/2016/ink" xmlns:am3d="http://schemas.microsoft.com/office/drawing/2017/model3d" xmlns:o="urn:schemas-microsoft-com:office:office" xmlns:oel="http://schemas.microsoft.com/office/2019/extlst" xmlns:r="http://schemas.openxmlformats.org/officeDocument/2006/relationships" xmlns:m="http://schemas.openxmlformats.org/officeDocument/2006/math" xmlns:v="urn:schemas-microsoft-com:vml" xmlns:wp14="http://schemas.microsoft.com/office/word/2010/wordprocessingDrawing" xmlns:wp="http://schemas.openxmlformats.org/drawingml/2006/wordprocessingDrawing" xmlns:w10="urn:schemas-microsoft-com:office:word" xmlns:w="http://schemas.openxmlformats.org/wordprocessingml/2006/main" xmlns:w14="http://schemas.microsoft.com/office/word/2010/wordml" xmlns:w15="http://schemas.microsoft.com/office/word/2012/wordml" xmlns:w16cex="http://schemas.microsoft.com/office/word/2018/wordml/cex" xmlns:w16cid="http://schemas.microsoft.com/office/word/2016/wordml/cid" xmlns:w16="http://schemas.microsoft.com/office/word/2018/wordml" xmlns:w16sdtdh="http://schemas.microsoft.com/office/word/2020/wordml/sdtdatahash" xmlns:w16se="http://schemas.microsoft.com/office/word/2015/wordml/symex" xmlns:wpg="http://schemas.microsoft.com/office/word/2010/wordprocessingGroup" xmlns:wpi="http://schemas.microsoft.com/office/word/2010/wordprocessingInk" xmlns:wne="http://schemas.microsoft.com/office/word/2006/wordml" xmlns:wps="http://schemas.microsoft.com/office/word/2010/wordprocessingShape" mc:Ignorable="w14 w15 w16se w16cid w16 w16cex w16sdtdh wp14">
   <w:p>
     <w:pPr>
       <w:tabs>
@@ -16041,7 +17404,7 @@
 </file>
 
 <file path=word/numbering.xml><?xml version="1.0" encoding="utf-8"?>
-<w:numbering xmlns:wpc="http://schemas.microsoft.com/office/word/2010/wordprocessingCanvas" xmlns:cx="http://schemas.microsoft.com/office/drawing/2014/chartex" xmlns:cx1="http://schemas.microsoft.com/office/drawing/2015/9/8/chartex" xmlns:cx2="http://schemas.microsoft.com/office/drawing/2015/10/21/chartex" xmlns:cx3="http://schemas.microsoft.com/office/drawing/2016/5/9/chartex" xmlns:cx4="http://schemas.microsoft.com/office/drawing/2016/5/10/chartex" xmlns:cx5="http://schemas.microsoft.com/office/drawing/2016/5/11/chartex" xmlns:cx6="http://schemas.microsoft.com/office/drawing/2016/5/12/chartex" xmlns:cx7="http://schemas.microsoft.com/office/drawing/2016/5/13/chartex" xmlns:cx8="http://schemas.microsoft.com/office/drawing/2016/5/14/chartex" xmlns:mc="http://schemas.openxmlformats.org/markup-compatibility/2006" xmlns:aink="http://schemas.microsoft.com/office/drawing/2016/ink" xmlns:am3d="http://schemas.microsoft.com/office/drawing/2017/model3d" xmlns:o="urn:schemas-microsoft-com:office:office" xmlns:oel="http://schemas.microsoft.com/office/2019/extlst" xmlns:r="http://schemas.openxmlformats.org/officeDocument/2006/relationships" xmlns:m="http://schemas.openxmlformats.org/officeDocument/2006/math" xmlns:v="urn:schemas-microsoft-com:vml" xmlns:wp14="http://schemas.microsoft.com/office/word/2010/wordprocessingDrawing" xmlns:wp="http://schemas.openxmlformats.org/drawingml/2006/wordprocessingDrawing" xmlns:w10="urn:schemas-microsoft-com:office:word" xmlns:w="http://schemas.openxmlformats.org/wordprocessingml/2006/main" xmlns:w14="http://schemas.microsoft.com/office/word/2010/wordml" xmlns:w15="http://schemas.microsoft.com/office/word/2012/wordml" xmlns:w16cei="http://schemas.microsoft.com/office/word/2026/wordml/cei" xmlns:w16cex="http://schemas.microsoft.com/office/word/2018/wordml/cex" xmlns:w16cid="http://schemas.microsoft.com/office/word/2016/wordml/cid" xmlns:w16="http://schemas.microsoft.com/office/word/2018/wordml" xmlns:w16du="http://schemas.microsoft.com/office/word/2023/wordml/word16du" xmlns:w16sdtdh="http://schemas.microsoft.com/office/word/2020/wordml/sdtdatahash" xmlns:w16sdtfl="http://schemas.microsoft.com/office/word/2024/wordml/sdtformatlock" xmlns:w16se="http://schemas.microsoft.com/office/word/2015/wordml/symex" xmlns:wpg="http://schemas.microsoft.com/office/word/2010/wordprocessingGroup" xmlns:wpi="http://schemas.microsoft.com/office/word/2010/wordprocessingInk" xmlns:wne="http://schemas.microsoft.com/office/word/2006/wordml" xmlns:wps="http://schemas.microsoft.com/office/word/2010/wordprocessingShape" mc:Ignorable="w14 w15 w16se w16cid w16 w16cex w16sdtdh w16sdtfl w16du wp14">
+<w:numbering xmlns:wpc="http://schemas.microsoft.com/office/word/2010/wordprocessingCanvas" xmlns:cx="http://schemas.microsoft.com/office/drawing/2014/chartex" xmlns:cx1="http://schemas.microsoft.com/office/drawing/2015/9/8/chartex" xmlns:cx2="http://schemas.microsoft.com/office/drawing/2015/10/21/chartex" xmlns:cx3="http://schemas.microsoft.com/office/drawing/2016/5/9/chartex" xmlns:cx4="http://schemas.microsoft.com/office/drawing/2016/5/10/chartex" xmlns:cx5="http://schemas.microsoft.com/office/drawing/2016/5/11/chartex" xmlns:cx6="http://schemas.microsoft.com/office/drawing/2016/5/12/chartex" xmlns:cx7="http://schemas.microsoft.com/office/drawing/2016/5/13/chartex" xmlns:cx8="http://schemas.microsoft.com/office/drawing/2016/5/14/chartex" xmlns:mc="http://schemas.openxmlformats.org/markup-compatibility/2006" xmlns:aink="http://schemas.microsoft.com/office/drawing/2016/ink" xmlns:am3d="http://schemas.microsoft.com/office/drawing/2017/model3d" xmlns:o="urn:schemas-microsoft-com:office:office" xmlns:oel="http://schemas.microsoft.com/office/2019/extlst" xmlns:r="http://schemas.openxmlformats.org/officeDocument/2006/relationships" xmlns:m="http://schemas.openxmlformats.org/officeDocument/2006/math" xmlns:v="urn:schemas-microsoft-com:vml" xmlns:wp14="http://schemas.microsoft.com/office/word/2010/wordprocessingDrawing" xmlns:wp="http://schemas.openxmlformats.org/drawingml/2006/wordprocessingDrawing" xmlns:w10="urn:schemas-microsoft-com:office:word" xmlns:w="http://schemas.openxmlformats.org/wordprocessingml/2006/main" xmlns:w14="http://schemas.microsoft.com/office/word/2010/wordml" xmlns:w15="http://schemas.microsoft.com/office/word/2012/wordml" xmlns:w16cex="http://schemas.microsoft.com/office/word/2018/wordml/cex" xmlns:w16cid="http://schemas.microsoft.com/office/word/2016/wordml/cid" xmlns:w16="http://schemas.microsoft.com/office/word/2018/wordml" xmlns:w16sdtdh="http://schemas.microsoft.com/office/word/2020/wordml/sdtdatahash" xmlns:w16se="http://schemas.microsoft.com/office/word/2015/wordml/symex" xmlns:wpg="http://schemas.microsoft.com/office/word/2010/wordprocessingGroup" xmlns:wpi="http://schemas.microsoft.com/office/word/2010/wordprocessingInk" xmlns:wne="http://schemas.microsoft.com/office/word/2006/wordml" xmlns:wps="http://schemas.microsoft.com/office/word/2010/wordprocessingShape" mc:Ignorable="w14 w15 w16se w16cid w16 w16cex w16sdtdh wp14">
   <w:abstractNum w:abstractNumId="0" w15:restartNumberingAfterBreak="0">
     <w:nsid w:val="551B451A"/>
     <w:multiLevelType w:val="multilevel"/>
@@ -16492,7 +17855,7 @@
 </file>
 
 <file path=word/styles.xml><?xml version="1.0" encoding="utf-8"?>
-<w:styles xmlns:mc="http://schemas.openxmlformats.org/markup-compatibility/2006" xmlns:r="http://schemas.openxmlformats.org/officeDocument/2006/relationships" xmlns:w="http://schemas.openxmlformats.org/wordprocessingml/2006/main" xmlns:w14="http://schemas.microsoft.com/office/word/2010/wordml" xmlns:w15="http://schemas.microsoft.com/office/word/2012/wordml" xmlns:w16cex="http://schemas.microsoft.com/office/word/2018/wordml/cex" xmlns:w16cid="http://schemas.microsoft.com/office/word/2016/wordml/cid" xmlns:w16="http://schemas.microsoft.com/office/word/2018/wordml" xmlns:w16du="http://schemas.microsoft.com/office/word/2023/wordml/word16du" xmlns:w16sdtdh="http://schemas.microsoft.com/office/word/2020/wordml/sdtdatahash" xmlns:w16sdtfl="http://schemas.microsoft.com/office/word/2024/wordml/sdtformatlock" xmlns:w16se="http://schemas.microsoft.com/office/word/2015/wordml/symex" mc:Ignorable="w14 w15 w16se w16cid w16 w16cex w16sdtdh w16sdtfl w16du">
+<w:styles xmlns:mc="http://schemas.openxmlformats.org/markup-compatibility/2006" xmlns:r="http://schemas.openxmlformats.org/officeDocument/2006/relationships" xmlns:w="http://schemas.openxmlformats.org/wordprocessingml/2006/main" xmlns:w14="http://schemas.microsoft.com/office/word/2010/wordml" xmlns:w15="http://schemas.microsoft.com/office/word/2012/wordml" xmlns:w16cex="http://schemas.microsoft.com/office/word/2018/wordml/cex" xmlns:w16cid="http://schemas.microsoft.com/office/word/2016/wordml/cid" xmlns:w16="http://schemas.microsoft.com/office/word/2018/wordml" xmlns:w16sdtdh="http://schemas.microsoft.com/office/word/2020/wordml/sdtdatahash" xmlns:w16se="http://schemas.microsoft.com/office/word/2015/wordml/symex" mc:Ignorable="w14 w15 w16se w16cid w16 w16cex w16sdtdh">
   <w:docDefaults>
     <w:rPrDefault>
       <w:rPr>
@@ -17093,6 +18456,7 @@
   <w:style w:type="character" w:default="1" w:styleId="Fuentedeprrafopredeter">
     <w:name w:val="Default Paragraph Font"/>
     <w:uiPriority w:val="1"/>
+    <w:semiHidden/>
     <w:unhideWhenUsed/>
   </w:style>
   <w:style w:type="table" w:default="1" w:styleId="Tablanormal">
@@ -17680,7 +19044,7 @@
       <w:szCs w:val="18"/>
     </w:rPr>
   </w:style>
-  <w:style w:type="character" w:styleId="Fuerte">
+  <w:style w:type="character" w:styleId="Textoennegrita">
     <w:name w:val="Strong"/>
     <w:basedOn w:val="Fuentedeprrafopredeter"/>
     <w:uiPriority w:val="22"/>
